--- a/nep/docx/36.content.docx
+++ b/nep/docx/36.content.docx
@@ -192,27 +192,14 @@
         <w:rPr>
           <w:lang w:val="ne_NP" w:bidi="ne_NP"/>
         </w:rPr>
-        <w:t>ZEP</w:t>
-      </w:r>
-      <w:r>
-        <w:rPr>
-          <w:lang w:val="ne_NP" w:bidi="ne_NP"/>
-        </w:rPr>
-      </w:r>
-    </w:p>
-    <w:p>
-      <w:pPr/>
-      <w:r>
-        <w:rPr>
-          <w:lang w:val="ne_NP" w:bidi="ne_NP"/>
-        </w:rPr>
-      </w:r>
-      <w:r>
-        <w:rPr>
-          <w:i/>
-          <w:lang w:val="ne_NP" w:bidi="ne_NP"/>
-        </w:rPr>
-        <w:t>Zephaniah 1:1, Zephaniah 1:2, Zephaniah 1:3, Zephaniah 1:4, Zephaniah 1:5, Zephaniah 1:6, Zephaniah 1:7, Zephaniah 1:8, Zephaniah 1:9, Zephaniah 1:10, Zephaniah 1:11, Zephaniah 1:12, Zephaniah 1:13, Zephaniah 1:14, Zephaniah 1:15, Zephaniah 1:16, Zephaniah 1:17, Zephaniah 1:18, Zephaniah 2:1, Zephaniah 2:2, Zephaniah 2:3, Zephaniah 2:4, Zephaniah 2:5, Zephaniah 2:6, Zephaniah 2:7, Zephaniah 2:8, Zephaniah 2:9, Zephaniah 2:10, Zephaniah 2:11, Zephaniah 2:12, Zephaniah 2:13, Zephaniah 2:14, Zephaniah 2:15, Zephaniah 3:1, Zephaniah 3:2, Zephaniah 3:3, Zephaniah 3:4, Zephaniah 3:5, Zephaniah 3:6, Zephaniah 3:7, Zephaniah 3:8, Zephaniah 3:9, Zephaniah 3:10, Zephaniah 3:11, Zephaniah 3:12, Zephaniah 3:13, Zephaniah 3:14, Zephaniah 3:15, Zephaniah 3:16, Zephaniah 3:17, Zephaniah 3:18, Zephaniah 3:19, Zephaniah 3:20</w:t>
+      </w:r>
+    </w:p>
+    <w:p>
+      <w:pPr/>
+      <w:r>
+        <w:rPr>
+          <w:lang w:val="ne_NP" w:bidi="ne_NP"/>
+        </w:rPr>
       </w:r>
       <w:r>
         <w:rPr>
@@ -323,6 +310,669 @@
       </w:r>
     </w:p>
     <w:p>
+      <w:pPr/>
+      <w:r>
+        <w:rPr>
+          <w:lang w:val="ne_NP" w:bidi="ne_NP"/>
+        </w:rPr>
+      </w:r>
+      <w:r>
+        <w:rPr>
+          <w:vertAlign w:val="superscript"/>
+          <w:lang w:val="ne_NP" w:bidi="ne_NP"/>
+        </w:rPr>
+        <w:t>2</w:t>
+      </w:r>
+      <w:r>
+        <w:rPr>
+          <w:lang w:val="ne_NP" w:bidi="ne_NP"/>
+        </w:rPr>
+        <w:t xml:space="preserve"> “म पृथ्वीको सतहबाट सबै थोक नाश गर्नेछु,” याहवेह घोषणा गर्नुहुन्छ।</w:t>
+      </w:r>
+      <w:r>
+        <w:rPr>
+          <w:lang w:val="ne_NP" w:bidi="ne_NP"/>
+        </w:rPr>
+      </w:r>
+      <w:r>
+        <w:rPr>
+          <w:lang w:val="ne_NP" w:bidi="ne_NP"/>
+        </w:rPr>
+      </w:r>
+    </w:p>
+    <w:p>
+      <w:pPr/>
+      <w:r>
+        <w:rPr>
+          <w:lang w:val="ne_NP" w:bidi="ne_NP"/>
+        </w:rPr>
+      </w:r>
+    </w:p>
+    <w:p>
+      <w:pPr/>
+      <w:r>
+        <w:rPr>
+          <w:lang w:val="ne_NP" w:bidi="ne_NP"/>
+        </w:rPr>
+      </w:r>
+      <w:r>
+        <w:rPr>
+          <w:vertAlign w:val="superscript"/>
+          <w:lang w:val="ne_NP" w:bidi="ne_NP"/>
+        </w:rPr>
+        <w:t>3</w:t>
+      </w:r>
+      <w:r>
+        <w:rPr>
+          <w:lang w:val="ne_NP" w:bidi="ne_NP"/>
+        </w:rPr>
+        <w:t xml:space="preserve"> “म मानिस र पशुप्राणी दुवैलाई नाश गर्नेछु; म आकाशका पक्षीहरू र समुद्रका माछाहरूलाई नाश गर्नेछु। दुष्‍टलाई ठेस लगाउने ती मूर्तिहरूलाई पनि नाश गर्नेछु।” “अनि म सबै मानव-जातिलाई पृथ्वीको सतहबाट मेटिदिनेछु,” याहवेह घोषणा गर्नुहुन्छ।</w:t>
+      </w:r>
+      <w:r>
+        <w:rPr>
+          <w:lang w:val="ne_NP" w:bidi="ne_NP"/>
+        </w:rPr>
+      </w:r>
+      <w:r>
+        <w:rPr>
+          <w:lang w:val="ne_NP" w:bidi="ne_NP"/>
+        </w:rPr>
+      </w:r>
+    </w:p>
+    <w:p>
+      <w:pPr/>
+      <w:r>
+        <w:rPr>
+          <w:lang w:val="ne_NP" w:bidi="ne_NP"/>
+        </w:rPr>
+      </w:r>
+    </w:p>
+    <w:p>
+      <w:pPr/>
+      <w:r>
+        <w:rPr>
+          <w:lang w:val="ne_NP" w:bidi="ne_NP"/>
+        </w:rPr>
+      </w:r>
+      <w:r>
+        <w:rPr>
+          <w:vertAlign w:val="superscript"/>
+          <w:lang w:val="ne_NP" w:bidi="ne_NP"/>
+        </w:rPr>
+        <w:t>4</w:t>
+      </w:r>
+      <w:r>
+        <w:rPr>
+          <w:lang w:val="ne_NP" w:bidi="ne_NP"/>
+        </w:rPr>
+        <w:t xml:space="preserve"> “म यहूदाको विरुद्धमा र यरूशलेममा बास गर्ने सबै मानिसहरूका विरुद्धमा मेरो हात पसार्नेछु। यस ठाउँमा बाल-देवताको पूजा गर्न बचेका हरेकलाई, र त्यसका मूर्तिपूजक पुजारीहरूका नामनिशानै मेटिदिनेछु;</w:t>
+      </w:r>
+      <w:r>
+        <w:rPr>
+          <w:lang w:val="ne_NP" w:bidi="ne_NP"/>
+        </w:rPr>
+      </w:r>
+      <w:r>
+        <w:rPr>
+          <w:lang w:val="ne_NP" w:bidi="ne_NP"/>
+        </w:rPr>
+      </w:r>
+    </w:p>
+    <w:p>
+      <w:pPr/>
+      <w:r>
+        <w:rPr>
+          <w:lang w:val="ne_NP" w:bidi="ne_NP"/>
+        </w:rPr>
+      </w:r>
+    </w:p>
+    <w:p>
+      <w:pPr/>
+      <w:r>
+        <w:rPr>
+          <w:lang w:val="ne_NP" w:bidi="ne_NP"/>
+        </w:rPr>
+      </w:r>
+      <w:r>
+        <w:rPr>
+          <w:vertAlign w:val="superscript"/>
+          <w:lang w:val="ne_NP" w:bidi="ne_NP"/>
+        </w:rPr>
+        <w:t>5</w:t>
+      </w:r>
+      <w:r>
+        <w:rPr>
+          <w:lang w:val="ne_NP" w:bidi="ne_NP"/>
+        </w:rPr>
+        <w:t xml:space="preserve"> तिनीहरूलाई, जसले आफ्ना घरका छानामाथि आकाशका तारामण्डललाई दण्डवत् गर्दै पूजा गर्नेहरू, दण्डवत् गर्ने र याहवेहको नाममा शपथ खानेहरू र मोलेख देवताको नाममा पनि शपथ खानेहरू,</w:t>
+      </w:r>
+      <w:r>
+        <w:rPr>
+          <w:lang w:val="ne_NP" w:bidi="ne_NP"/>
+        </w:rPr>
+      </w:r>
+      <w:r>
+        <w:rPr>
+          <w:lang w:val="ne_NP" w:bidi="ne_NP"/>
+        </w:rPr>
+      </w:r>
+    </w:p>
+    <w:p>
+      <w:pPr/>
+      <w:r>
+        <w:rPr>
+          <w:lang w:val="ne_NP" w:bidi="ne_NP"/>
+        </w:rPr>
+      </w:r>
+    </w:p>
+    <w:p>
+      <w:pPr/>
+      <w:r>
+        <w:rPr>
+          <w:lang w:val="ne_NP" w:bidi="ne_NP"/>
+        </w:rPr>
+      </w:r>
+      <w:r>
+        <w:rPr>
+          <w:vertAlign w:val="superscript"/>
+          <w:lang w:val="ne_NP" w:bidi="ne_NP"/>
+        </w:rPr>
+        <w:t>6</w:t>
+      </w:r>
+      <w:r>
+        <w:rPr>
+          <w:lang w:val="ne_NP" w:bidi="ne_NP"/>
+        </w:rPr>
+        <w:t xml:space="preserve"> याहवेहबाट पछि फर्केर तर्किएर जानेहरू; अनि याहवेहको खोजी नगर्नेहरू, र उहाँको बारेमा सोधपुछ नगर्नेहरूलाई समेत म नाश गरिदिनेछु।”</w:t>
+      </w:r>
+      <w:r>
+        <w:rPr>
+          <w:lang w:val="ne_NP" w:bidi="ne_NP"/>
+        </w:rPr>
+      </w:r>
+      <w:r>
+        <w:rPr>
+          <w:lang w:val="ne_NP" w:bidi="ne_NP"/>
+        </w:rPr>
+      </w:r>
+    </w:p>
+    <w:p>
+      <w:pPr/>
+      <w:r>
+        <w:rPr>
+          <w:lang w:val="ne_NP" w:bidi="ne_NP"/>
+        </w:rPr>
+      </w:r>
+    </w:p>
+    <w:p>
+      <w:pPr/>
+      <w:r>
+        <w:rPr>
+          <w:lang w:val="ne_NP" w:bidi="ne_NP"/>
+        </w:rPr>
+      </w:r>
+      <w:r>
+        <w:rPr>
+          <w:vertAlign w:val="superscript"/>
+          <w:lang w:val="ne_NP" w:bidi="ne_NP"/>
+        </w:rPr>
+        <w:t>7</w:t>
+      </w:r>
+      <w:r>
+        <w:rPr>
+          <w:lang w:val="ne_NP" w:bidi="ne_NP"/>
+        </w:rPr>
+        <w:t xml:space="preserve"> प्रभु याहवेहको सामु चुपचाप बस; किनकि याहवेहको दिन नजिकै छ। याहवेहले एउटा बलिदान तयार पार्नुभएको छ; अनि उहाँले निमन्त्रणा गर्नुभएकाहरूलाई पवित्र पार्नुभएको छ।</w:t>
+      </w:r>
+      <w:r>
+        <w:rPr>
+          <w:lang w:val="ne_NP" w:bidi="ne_NP"/>
+        </w:rPr>
+      </w:r>
+      <w:r>
+        <w:rPr>
+          <w:lang w:val="ne_NP" w:bidi="ne_NP"/>
+        </w:rPr>
+      </w:r>
+    </w:p>
+    <w:p>
+      <w:pPr/>
+      <w:r>
+        <w:rPr>
+          <w:lang w:val="ne_NP" w:bidi="ne_NP"/>
+        </w:rPr>
+      </w:r>
+    </w:p>
+    <w:p>
+      <w:pPr/>
+      <w:r>
+        <w:rPr>
+          <w:lang w:val="ne_NP" w:bidi="ne_NP"/>
+        </w:rPr>
+      </w:r>
+      <w:r>
+        <w:rPr>
+          <w:vertAlign w:val="superscript"/>
+          <w:lang w:val="ne_NP" w:bidi="ne_NP"/>
+        </w:rPr>
+        <w:t>8</w:t>
+      </w:r>
+      <w:r>
+        <w:rPr>
+          <w:lang w:val="ne_NP" w:bidi="ne_NP"/>
+        </w:rPr>
+        <w:t xml:space="preserve"> “याहवेहको बलिदानको दिन, म अगुवाहरू र राजाका छोराहरू; अनि विदेशी कपडा लगाउनेहरू सबैलाई दण्ड दिनेछु।</w:t>
+      </w:r>
+      <w:r>
+        <w:rPr>
+          <w:lang w:val="ne_NP" w:bidi="ne_NP"/>
+        </w:rPr>
+      </w:r>
+      <w:r>
+        <w:rPr>
+          <w:lang w:val="ne_NP" w:bidi="ne_NP"/>
+        </w:rPr>
+      </w:r>
+    </w:p>
+    <w:p>
+      <w:pPr/>
+      <w:r>
+        <w:rPr>
+          <w:lang w:val="ne_NP" w:bidi="ne_NP"/>
+        </w:rPr>
+      </w:r>
+    </w:p>
+    <w:p>
+      <w:pPr/>
+      <w:r>
+        <w:rPr>
+          <w:lang w:val="ne_NP" w:bidi="ne_NP"/>
+        </w:rPr>
+      </w:r>
+      <w:r>
+        <w:rPr>
+          <w:vertAlign w:val="superscript"/>
+          <w:lang w:val="ne_NP" w:bidi="ne_NP"/>
+        </w:rPr>
+        <w:t>9</w:t>
+      </w:r>
+      <w:r>
+        <w:rPr>
+          <w:lang w:val="ne_NP" w:bidi="ne_NP"/>
+        </w:rPr>
+        <w:t xml:space="preserve"> त्यस दिन सँघारमाथि पाइला टेक्न इन्कार गर्नेहरू, आफ्ना देवताहरूका मन्दिरलाई हिंसा र छलले भर्नेहरू सबैलाई म दण्ड दिनेछु।</w:t>
+      </w:r>
+      <w:r>
+        <w:rPr>
+          <w:lang w:val="ne_NP" w:bidi="ne_NP"/>
+        </w:rPr>
+      </w:r>
+      <w:r>
+        <w:rPr>
+          <w:lang w:val="ne_NP" w:bidi="ne_NP"/>
+        </w:rPr>
+      </w:r>
+    </w:p>
+    <w:p>
+      <w:pPr/>
+      <w:r>
+        <w:rPr>
+          <w:lang w:val="ne_NP" w:bidi="ne_NP"/>
+        </w:rPr>
+      </w:r>
+    </w:p>
+    <w:p>
+      <w:pPr/>
+      <w:r>
+        <w:rPr>
+          <w:lang w:val="ne_NP" w:bidi="ne_NP"/>
+        </w:rPr>
+      </w:r>
+      <w:r>
+        <w:rPr>
+          <w:vertAlign w:val="superscript"/>
+          <w:lang w:val="ne_NP" w:bidi="ne_NP"/>
+        </w:rPr>
+        <w:t>10</w:t>
+      </w:r>
+      <w:r>
+        <w:rPr>
+          <w:lang w:val="ne_NP" w:bidi="ne_NP"/>
+        </w:rPr>
+        <w:t xml:space="preserve"> “त्यस दिन” याहवेह भन्‍नुहुन्छ, “माछा मूलढोकाबाट रुवाबासी सुनिनेछ; सहरका नयाँ टोलबाट विलाप र डाँडाहरूबाट ठूलो आवाज सुनिनेछ।</w:t>
+      </w:r>
+      <w:r>
+        <w:rPr>
+          <w:lang w:val="ne_NP" w:bidi="ne_NP"/>
+        </w:rPr>
+      </w:r>
+      <w:r>
+        <w:rPr>
+          <w:lang w:val="ne_NP" w:bidi="ne_NP"/>
+        </w:rPr>
+      </w:r>
+    </w:p>
+    <w:p>
+      <w:pPr/>
+      <w:r>
+        <w:rPr>
+          <w:lang w:val="ne_NP" w:bidi="ne_NP"/>
+        </w:rPr>
+      </w:r>
+    </w:p>
+    <w:p>
+      <w:pPr/>
+      <w:r>
+        <w:rPr>
+          <w:lang w:val="ne_NP" w:bidi="ne_NP"/>
+        </w:rPr>
+      </w:r>
+      <w:r>
+        <w:rPr>
+          <w:vertAlign w:val="superscript"/>
+          <w:lang w:val="ne_NP" w:bidi="ne_NP"/>
+        </w:rPr>
+        <w:t>11</w:t>
+      </w:r>
+      <w:r>
+        <w:rPr>
+          <w:lang w:val="ne_NP" w:bidi="ne_NP"/>
+        </w:rPr>
+        <w:t xml:space="preserve"> तिमी बजारमा बास बस्‍नेहरू, विलाप गर; तिम्रा सारा व्यापारीहरूको नामनिशानै मेटिनेछन्, चाँदीका व्यापार गर्नेहरू सबै नाश हुनेछन्।</w:t>
+      </w:r>
+      <w:r>
+        <w:rPr>
+          <w:lang w:val="ne_NP" w:bidi="ne_NP"/>
+        </w:rPr>
+      </w:r>
+      <w:r>
+        <w:rPr>
+          <w:lang w:val="ne_NP" w:bidi="ne_NP"/>
+        </w:rPr>
+      </w:r>
+    </w:p>
+    <w:p>
+      <w:pPr/>
+      <w:r>
+        <w:rPr>
+          <w:lang w:val="ne_NP" w:bidi="ne_NP"/>
+        </w:rPr>
+      </w:r>
+    </w:p>
+    <w:p>
+      <w:pPr/>
+      <w:r>
+        <w:rPr>
+          <w:lang w:val="ne_NP" w:bidi="ne_NP"/>
+        </w:rPr>
+      </w:r>
+      <w:r>
+        <w:rPr>
+          <w:vertAlign w:val="superscript"/>
+          <w:lang w:val="ne_NP" w:bidi="ne_NP"/>
+        </w:rPr>
+        <w:t>12</w:t>
+      </w:r>
+      <w:r>
+        <w:rPr>
+          <w:lang w:val="ne_NP" w:bidi="ne_NP"/>
+        </w:rPr>
+        <w:t xml:space="preserve"> त्यस बेला म यरूशलेमलाई बत्ती बालेर खोज्नेछु, र आफैँमा ढुक्‍क भएर बस्‍नेहरू, जो मद्यका थिग्राजस्तै छन्, जसले, ‘याहवेहले न असल, न त खराब नै गर्नुहुन्छ’ भन्‍नेहरूलाई दण्ड दिनेछु।</w:t>
+      </w:r>
+      <w:r>
+        <w:rPr>
+          <w:lang w:val="ne_NP" w:bidi="ne_NP"/>
+        </w:rPr>
+      </w:r>
+      <w:r>
+        <w:rPr>
+          <w:lang w:val="ne_NP" w:bidi="ne_NP"/>
+        </w:rPr>
+      </w:r>
+    </w:p>
+    <w:p>
+      <w:pPr/>
+      <w:r>
+        <w:rPr>
+          <w:lang w:val="ne_NP" w:bidi="ne_NP"/>
+        </w:rPr>
+      </w:r>
+    </w:p>
+    <w:p>
+      <w:pPr/>
+      <w:r>
+        <w:rPr>
+          <w:lang w:val="ne_NP" w:bidi="ne_NP"/>
+        </w:rPr>
+      </w:r>
+      <w:r>
+        <w:rPr>
+          <w:vertAlign w:val="superscript"/>
+          <w:lang w:val="ne_NP" w:bidi="ne_NP"/>
+        </w:rPr>
+        <w:t>13</w:t>
+      </w:r>
+      <w:r>
+        <w:rPr>
+          <w:lang w:val="ne_NP" w:bidi="ne_NP"/>
+        </w:rPr>
+        <w:t xml:space="preserve"> तिनीहरूका धनसम्पत्तिहरू लुटिनेछन्, तिनीहरूका घरहरू भत्काइनेछन्। तिनीहरूले घर बनाउनेछन्, तर त्यसमा तिनीहरू बस्‍न पाउनेछैनन्; तिनीहरूले दाखबारी लगाउनेछन्, तर तिनीहरूले दाखमद्य पिउन पाउनेछैनन्।”</w:t>
+      </w:r>
+      <w:r>
+        <w:rPr>
+          <w:lang w:val="ne_NP" w:bidi="ne_NP"/>
+        </w:rPr>
+      </w:r>
+      <w:r>
+        <w:rPr>
+          <w:lang w:val="ne_NP" w:bidi="ne_NP"/>
+        </w:rPr>
+      </w:r>
+    </w:p>
+    <w:p>
+      <w:pPr/>
+      <w:r>
+        <w:rPr>
+          <w:lang w:val="ne_NP" w:bidi="ne_NP"/>
+        </w:rPr>
+      </w:r>
+    </w:p>
+    <w:p>
+      <w:pPr/>
+      <w:r>
+        <w:rPr>
+          <w:lang w:val="ne_NP" w:bidi="ne_NP"/>
+        </w:rPr>
+      </w:r>
+      <w:r>
+        <w:rPr>
+          <w:vertAlign w:val="superscript"/>
+          <w:lang w:val="ne_NP" w:bidi="ne_NP"/>
+        </w:rPr>
+        <w:t>14</w:t>
+      </w:r>
+      <w:r>
+        <w:rPr>
+          <w:lang w:val="ne_NP" w:bidi="ne_NP"/>
+        </w:rPr>
+        <w:t xml:space="preserve"> याहवेहको महान् दिन नजिकै छ— त्यो नजिकै छ, र अब त्यो चाँडै आउँदैछ। याहवेहको त्यो दिनको रुवाइ-कराइ अत्यन्तै तितो हुनेछ; त्यो दिन वीर योद्धा पनि आफ्नो युद्धको निम्ति चिच्याउँदै रुनेछन्।</w:t>
+      </w:r>
+      <w:r>
+        <w:rPr>
+          <w:lang w:val="ne_NP" w:bidi="ne_NP"/>
+        </w:rPr>
+      </w:r>
+      <w:r>
+        <w:rPr>
+          <w:lang w:val="ne_NP" w:bidi="ne_NP"/>
+        </w:rPr>
+      </w:r>
+    </w:p>
+    <w:p>
+      <w:pPr/>
+      <w:r>
+        <w:rPr>
+          <w:lang w:val="ne_NP" w:bidi="ne_NP"/>
+        </w:rPr>
+      </w:r>
+    </w:p>
+    <w:p>
+      <w:pPr/>
+      <w:r>
+        <w:rPr>
+          <w:lang w:val="ne_NP" w:bidi="ne_NP"/>
+        </w:rPr>
+      </w:r>
+      <w:r>
+        <w:rPr>
+          <w:vertAlign w:val="superscript"/>
+          <w:lang w:val="ne_NP" w:bidi="ne_NP"/>
+        </w:rPr>
+        <w:t>15</w:t>
+      </w:r>
+      <w:r>
+        <w:rPr>
+          <w:lang w:val="ne_NP" w:bidi="ne_NP"/>
+        </w:rPr>
+        <w:t xml:space="preserve"> त्यो दिन क्रोधको दिन हुनेछ— सङ्कष्‍ट र वेदनाको दिन, कष्‍ट र सर्वनाशको दिन, अन्धकार र निराशाको दिन, बादल र घोर अन्धकारको दिन।</w:t>
+      </w:r>
+      <w:r>
+        <w:rPr>
+          <w:lang w:val="ne_NP" w:bidi="ne_NP"/>
+        </w:rPr>
+      </w:r>
+      <w:r>
+        <w:rPr>
+          <w:lang w:val="ne_NP" w:bidi="ne_NP"/>
+        </w:rPr>
+      </w:r>
+    </w:p>
+    <w:p>
+      <w:pPr/>
+      <w:r>
+        <w:rPr>
+          <w:lang w:val="ne_NP" w:bidi="ne_NP"/>
+        </w:rPr>
+      </w:r>
+    </w:p>
+    <w:p>
+      <w:pPr/>
+      <w:r>
+        <w:rPr>
+          <w:lang w:val="ne_NP" w:bidi="ne_NP"/>
+        </w:rPr>
+      </w:r>
+      <w:r>
+        <w:rPr>
+          <w:vertAlign w:val="superscript"/>
+          <w:lang w:val="ne_NP" w:bidi="ne_NP"/>
+        </w:rPr>
+        <w:t>16</w:t>
+      </w:r>
+      <w:r>
+        <w:rPr>
+          <w:lang w:val="ne_NP" w:bidi="ne_NP"/>
+        </w:rPr>
+        <w:t xml:space="preserve"> सुरक्षित किल्‍ला भएका सहरहरूका विरुद्धमा र कुनाहरूमा रहेका धरहराहरूको विरुद्धमा तुरही र लडाइँको आवाज सुनिने दिन।</w:t>
+      </w:r>
+      <w:r>
+        <w:rPr>
+          <w:lang w:val="ne_NP" w:bidi="ne_NP"/>
+        </w:rPr>
+      </w:r>
+      <w:r>
+        <w:rPr>
+          <w:lang w:val="ne_NP" w:bidi="ne_NP"/>
+        </w:rPr>
+      </w:r>
+    </w:p>
+    <w:p>
+      <w:pPr/>
+      <w:r>
+        <w:rPr>
+          <w:lang w:val="ne_NP" w:bidi="ne_NP"/>
+        </w:rPr>
+      </w:r>
+    </w:p>
+    <w:p>
+      <w:pPr/>
+      <w:r>
+        <w:rPr>
+          <w:lang w:val="ne_NP" w:bidi="ne_NP"/>
+        </w:rPr>
+      </w:r>
+      <w:r>
+        <w:rPr>
+          <w:vertAlign w:val="superscript"/>
+          <w:lang w:val="ne_NP" w:bidi="ne_NP"/>
+        </w:rPr>
+        <w:t>17</w:t>
+      </w:r>
+      <w:r>
+        <w:rPr>
+          <w:lang w:val="ne_NP" w:bidi="ne_NP"/>
+        </w:rPr>
+        <w:t xml:space="preserve"> “म सबै मानिसहरूमाथि यस्तो सङ्कष्‍ट ल्याउनेछु, कि तिनीहरू अन्धा मानिसहरूजस्तै छामछाम-छुमछुम गर्नेछन्; किनकि तिनीहरूले याहवेहको विरुद्धमा पाप गरेका छन्। तिनीहरूको रगत धुलोझैँ र तिनीहरूका आन्द्राभुँडी गोबरझैँ फ्याँकिनेछन्।</w:t>
+      </w:r>
+      <w:r>
+        <w:rPr>
+          <w:lang w:val="ne_NP" w:bidi="ne_NP"/>
+        </w:rPr>
+      </w:r>
+      <w:r>
+        <w:rPr>
+          <w:lang w:val="ne_NP" w:bidi="ne_NP"/>
+        </w:rPr>
+      </w:r>
+    </w:p>
+    <w:p>
+      <w:pPr/>
+      <w:r>
+        <w:rPr>
+          <w:lang w:val="ne_NP" w:bidi="ne_NP"/>
+        </w:rPr>
+      </w:r>
+    </w:p>
+    <w:p>
+      <w:pPr/>
+      <w:r>
+        <w:rPr>
+          <w:lang w:val="ne_NP" w:bidi="ne_NP"/>
+        </w:rPr>
+      </w:r>
+      <w:r>
+        <w:rPr>
+          <w:vertAlign w:val="superscript"/>
+          <w:lang w:val="ne_NP" w:bidi="ne_NP"/>
+        </w:rPr>
+        <w:t>18</w:t>
+      </w:r>
+      <w:r>
+        <w:rPr>
+          <w:lang w:val="ne_NP" w:bidi="ne_NP"/>
+        </w:rPr>
+        <w:t xml:space="preserve"> तिनीहरूलाई याहवेहको क्रोधको दिनमा, न त तिनीहरूका सुनले, न त तिनीहरूका चाँदीले तिनीहरूलाई बचाउनसक्नेछ।” उहाँको डाहको आगोमा सारा संसार भस्म पारिनेछ; किनकि यस पृथ्वीमा बसोबास गर्ने सबैलाई उहाँले अचानक अन्त्य गर्नुहुनेछ।</w:t>
+      </w:r>
+      <w:r>
+        <w:rPr>
+          <w:lang w:val="ne_NP" w:bidi="ne_NP"/>
+        </w:rPr>
+      </w:r>
+      <w:r>
+        <w:rPr>
+          <w:lang w:val="ne_NP" w:bidi="ne_NP"/>
+        </w:rPr>
+      </w:r>
+    </w:p>
+    <w:p>
+      <w:pPr/>
+      <w:r>
+        <w:rPr>
+          <w:lang w:val="ne_NP" w:bidi="ne_NP"/>
+        </w:rPr>
+      </w:r>
+    </w:p>
+    <w:p>
       <w:pPr>
         <w:pStyle w:val="Heading2"/>
       </w:pPr>
@@ -330,7 +980,7 @@
         <w:rPr>
           <w:lang w:val="ne_NP" w:bidi="ne_NP"/>
         </w:rPr>
-        <w:t>Zephaniah 1:2</w:t>
+        <w:t>Zephaniah 2:1</w:t>
       </w:r>
       <w:r>
         <w:rPr>
@@ -350,13 +1000,559 @@
           <w:vertAlign w:val="superscript"/>
           <w:lang w:val="ne_NP" w:bidi="ne_NP"/>
         </w:rPr>
+        <w:t>1</w:t>
+      </w:r>
+      <w:r>
+        <w:rPr>
+          <w:lang w:val="ne_NP" w:bidi="ne_NP"/>
+        </w:rPr>
+        <w:t xml:space="preserve"> ए लाज नभएको राष्ट्र, एकसाथ जम्मा होओ! आफूलाई एकसाथ भेला गराओ!</w:t>
+      </w:r>
+      <w:r>
+        <w:rPr>
+          <w:lang w:val="ne_NP" w:bidi="ne_NP"/>
+        </w:rPr>
+      </w:r>
+      <w:r>
+        <w:rPr>
+          <w:lang w:val="ne_NP" w:bidi="ne_NP"/>
+        </w:rPr>
+      </w:r>
+    </w:p>
+    <w:p>
+      <w:pPr/>
+      <w:r>
+        <w:rPr>
+          <w:lang w:val="ne_NP" w:bidi="ne_NP"/>
+        </w:rPr>
+      </w:r>
+    </w:p>
+    <w:p>
+      <w:pPr/>
+      <w:r>
+        <w:rPr>
+          <w:lang w:val="ne_NP" w:bidi="ne_NP"/>
+        </w:rPr>
+      </w:r>
+      <w:r>
+        <w:rPr>
+          <w:vertAlign w:val="superscript"/>
+          <w:lang w:val="ne_NP" w:bidi="ne_NP"/>
+        </w:rPr>
         <w:t>2</w:t>
       </w:r>
       <w:r>
         <w:rPr>
           <w:lang w:val="ne_NP" w:bidi="ne_NP"/>
         </w:rPr>
-        <w:t xml:space="preserve"> “म पृथ्वीको सतहबाट सबै थोक नाश गर्नेछु,” याहवेह घोषणा गर्नुहुन्छ।</w:t>
+        <w:t xml:space="preserve"> जारी गरिएको उर्दी जारी हुनुभन्दा अगि, र त्यो दिन हावाले उडाएको भुसझैँ बितेर जानुभन्दा अगि, याहवेहको भयङ्कर क्रोध तिमीहरूमाथि आउनुभन्दा अगि, र याहवेहको क्रोधको दिन तिमीहरूमाथि आइपर्नुभन्दा अगि नै।</w:t>
+      </w:r>
+      <w:r>
+        <w:rPr>
+          <w:lang w:val="ne_NP" w:bidi="ne_NP"/>
+        </w:rPr>
+      </w:r>
+      <w:r>
+        <w:rPr>
+          <w:lang w:val="ne_NP" w:bidi="ne_NP"/>
+        </w:rPr>
+      </w:r>
+    </w:p>
+    <w:p>
+      <w:pPr/>
+      <w:r>
+        <w:rPr>
+          <w:lang w:val="ne_NP" w:bidi="ne_NP"/>
+        </w:rPr>
+      </w:r>
+    </w:p>
+    <w:p>
+      <w:pPr/>
+      <w:r>
+        <w:rPr>
+          <w:lang w:val="ne_NP" w:bidi="ne_NP"/>
+        </w:rPr>
+      </w:r>
+      <w:r>
+        <w:rPr>
+          <w:vertAlign w:val="superscript"/>
+          <w:lang w:val="ne_NP" w:bidi="ne_NP"/>
+        </w:rPr>
+        <w:t>3</w:t>
+      </w:r>
+      <w:r>
+        <w:rPr>
+          <w:lang w:val="ne_NP" w:bidi="ne_NP"/>
+        </w:rPr>
+        <w:t xml:space="preserve"> हे देशका सबै नम्रहरू हो, जसले उहाँका आज्ञाहरू पालन गर्दछौ, तिमीहरूले याहवेहको खोजी गर। धार्मिकता र नम्रताको खोजी गर; सायद याहवेहको क्रोधको दिनमा तिमीहरूले शरण पाउनेछौ।</w:t>
+      </w:r>
+      <w:r>
+        <w:rPr>
+          <w:lang w:val="ne_NP" w:bidi="ne_NP"/>
+        </w:rPr>
+      </w:r>
+      <w:r>
+        <w:rPr>
+          <w:lang w:val="ne_NP" w:bidi="ne_NP"/>
+        </w:rPr>
+      </w:r>
+    </w:p>
+    <w:p>
+      <w:pPr/>
+      <w:r>
+        <w:rPr>
+          <w:lang w:val="ne_NP" w:bidi="ne_NP"/>
+        </w:rPr>
+      </w:r>
+    </w:p>
+    <w:p>
+      <w:pPr/>
+      <w:r>
+        <w:rPr>
+          <w:lang w:val="ne_NP" w:bidi="ne_NP"/>
+        </w:rPr>
+      </w:r>
+      <w:r>
+        <w:rPr>
+          <w:vertAlign w:val="superscript"/>
+          <w:lang w:val="ne_NP" w:bidi="ne_NP"/>
+        </w:rPr>
+        <w:t>4</w:t>
+      </w:r>
+      <w:r>
+        <w:rPr>
+          <w:lang w:val="ne_NP" w:bidi="ne_NP"/>
+        </w:rPr>
+        <w:t xml:space="preserve"> गाजालाई त्यागिनेछ, र अश्कलोनलाई उजाड पारिनेछ। मध्यदिनमा अश्दोदलाई खाली पारिनेछ र एक्रोनचाहिँ जरैदेखि उखेलिनेछ।</w:t>
+      </w:r>
+      <w:r>
+        <w:rPr>
+          <w:lang w:val="ne_NP" w:bidi="ne_NP"/>
+        </w:rPr>
+      </w:r>
+      <w:r>
+        <w:rPr>
+          <w:lang w:val="ne_NP" w:bidi="ne_NP"/>
+        </w:rPr>
+      </w:r>
+    </w:p>
+    <w:p>
+      <w:pPr/>
+      <w:r>
+        <w:rPr>
+          <w:lang w:val="ne_NP" w:bidi="ne_NP"/>
+        </w:rPr>
+      </w:r>
+    </w:p>
+    <w:p>
+      <w:pPr/>
+      <w:r>
+        <w:rPr>
+          <w:lang w:val="ne_NP" w:bidi="ne_NP"/>
+        </w:rPr>
+      </w:r>
+      <w:r>
+        <w:rPr>
+          <w:vertAlign w:val="superscript"/>
+          <w:lang w:val="ne_NP" w:bidi="ne_NP"/>
+        </w:rPr>
+        <w:t>5</w:t>
+      </w:r>
+      <w:r>
+        <w:rPr>
+          <w:lang w:val="ne_NP" w:bidi="ne_NP"/>
+        </w:rPr>
+        <w:t xml:space="preserve"> समुद्रका छेउमा बसोबास गर्ने, हे करेतीहरू हो, तिमीहरूलाई धिक्‍कार छ; हे पलिश्तीहरूको देश, कनान, याहवेहका यी वचन तिमीहरूका विरुद्ध छ, उहाँले भन्‍नुहुन्छ, “म तँलाई नाश पार्नेछु, कोही पनि जीवित छोडिनेछैन।”</w:t>
+      </w:r>
+      <w:r>
+        <w:rPr>
+          <w:lang w:val="ne_NP" w:bidi="ne_NP"/>
+        </w:rPr>
+      </w:r>
+      <w:r>
+        <w:rPr>
+          <w:lang w:val="ne_NP" w:bidi="ne_NP"/>
+        </w:rPr>
+      </w:r>
+    </w:p>
+    <w:p>
+      <w:pPr/>
+      <w:r>
+        <w:rPr>
+          <w:lang w:val="ne_NP" w:bidi="ne_NP"/>
+        </w:rPr>
+      </w:r>
+    </w:p>
+    <w:p>
+      <w:pPr/>
+      <w:r>
+        <w:rPr>
+          <w:lang w:val="ne_NP" w:bidi="ne_NP"/>
+        </w:rPr>
+      </w:r>
+      <w:r>
+        <w:rPr>
+          <w:vertAlign w:val="superscript"/>
+          <w:lang w:val="ne_NP" w:bidi="ne_NP"/>
+        </w:rPr>
+        <w:t>6</w:t>
+      </w:r>
+      <w:r>
+        <w:rPr>
+          <w:lang w:val="ne_NP" w:bidi="ne_NP"/>
+        </w:rPr>
+        <w:t xml:space="preserve"> समुद्री किनारको देशचाहिँ खर्क हुनेछ, जहाँ गोठालाहरूका निम्ति इनार हुनेछ र भेडाहरूका निम्ति गोठ हुनेछ।</w:t>
+      </w:r>
+      <w:r>
+        <w:rPr>
+          <w:lang w:val="ne_NP" w:bidi="ne_NP"/>
+        </w:rPr>
+      </w:r>
+      <w:r>
+        <w:rPr>
+          <w:lang w:val="ne_NP" w:bidi="ne_NP"/>
+        </w:rPr>
+      </w:r>
+    </w:p>
+    <w:p>
+      <w:pPr/>
+      <w:r>
+        <w:rPr>
+          <w:lang w:val="ne_NP" w:bidi="ne_NP"/>
+        </w:rPr>
+      </w:r>
+    </w:p>
+    <w:p>
+      <w:pPr/>
+      <w:r>
+        <w:rPr>
+          <w:lang w:val="ne_NP" w:bidi="ne_NP"/>
+        </w:rPr>
+      </w:r>
+      <w:r>
+        <w:rPr>
+          <w:vertAlign w:val="superscript"/>
+          <w:lang w:val="ne_NP" w:bidi="ne_NP"/>
+        </w:rPr>
+        <w:t>7</w:t>
+      </w:r>
+      <w:r>
+        <w:rPr>
+          <w:lang w:val="ne_NP" w:bidi="ne_NP"/>
+        </w:rPr>
+        <w:t xml:space="preserve"> त्यो समुद्री किनारको भूमि यहूदाका बाँकी रहेकाहरूका निम्ति हुनेछ; त्यहाँ तिनीहरूले हरियो खर्क भेट्टाउनेछन्। राति तिनीहरू अश्कलोनका घरहरूमा सुत्नेछन्। याहवेह, तिनीहरूका परमेश्‍वरले तिनीहरूको हेरचाह गर्नुहुनेछ; उहाँले तिनीहरूका सुदिन फर्काएर ल्याउनुहुनेछ।</w:t>
+      </w:r>
+      <w:r>
+        <w:rPr>
+          <w:lang w:val="ne_NP" w:bidi="ne_NP"/>
+        </w:rPr>
+      </w:r>
+      <w:r>
+        <w:rPr>
+          <w:lang w:val="ne_NP" w:bidi="ne_NP"/>
+        </w:rPr>
+      </w:r>
+    </w:p>
+    <w:p>
+      <w:pPr/>
+      <w:r>
+        <w:rPr>
+          <w:lang w:val="ne_NP" w:bidi="ne_NP"/>
+        </w:rPr>
+      </w:r>
+    </w:p>
+    <w:p>
+      <w:pPr/>
+      <w:r>
+        <w:rPr>
+          <w:lang w:val="ne_NP" w:bidi="ne_NP"/>
+        </w:rPr>
+      </w:r>
+      <w:r>
+        <w:rPr>
+          <w:vertAlign w:val="superscript"/>
+          <w:lang w:val="ne_NP" w:bidi="ne_NP"/>
+        </w:rPr>
+        <w:t>8</w:t>
+      </w:r>
+      <w:r>
+        <w:rPr>
+          <w:lang w:val="ne_NP" w:bidi="ne_NP"/>
+        </w:rPr>
+        <w:t xml:space="preserve"> “मैले मोआबले गरेको अपमान र अम्मोनीहरूले गरेको निन्दा सुनेको छु, जसले मेरा मानिसहरूलाई अपमान गरेका छन्, र तिनीहरूको देशको विरुद्धमा धम्की दिएका छन्।</w:t>
+      </w:r>
+      <w:r>
+        <w:rPr>
+          <w:lang w:val="ne_NP" w:bidi="ne_NP"/>
+        </w:rPr>
+      </w:r>
+      <w:r>
+        <w:rPr>
+          <w:lang w:val="ne_NP" w:bidi="ne_NP"/>
+        </w:rPr>
+      </w:r>
+    </w:p>
+    <w:p>
+      <w:pPr/>
+      <w:r>
+        <w:rPr>
+          <w:lang w:val="ne_NP" w:bidi="ne_NP"/>
+        </w:rPr>
+      </w:r>
+    </w:p>
+    <w:p>
+      <w:pPr/>
+      <w:r>
+        <w:rPr>
+          <w:lang w:val="ne_NP" w:bidi="ne_NP"/>
+        </w:rPr>
+      </w:r>
+      <w:r>
+        <w:rPr>
+          <w:vertAlign w:val="superscript"/>
+          <w:lang w:val="ne_NP" w:bidi="ne_NP"/>
+        </w:rPr>
+        <w:t>9</w:t>
+      </w:r>
+      <w:r>
+        <w:rPr>
+          <w:lang w:val="ne_NP" w:bidi="ne_NP"/>
+        </w:rPr>
+        <w:t xml:space="preserve"> यसकारण म जीवित भएझैँ,” सेनाहरूका याहवेह, इस्राएलका परमेश्‍वर घोषणा गर्नुहुन्छ, “निश्‍चय नै मोआब सदोमजस्तै र अम्मोनीहरू गमोराजस्तै हुनेछन्; सामा र नुनका खाडलैखाडल भएको ठाउँ, र सधैँका निम्ति रुखो जमिन हुनेछन्। मेरा बाँकी रहेका मानिसहरूले तिनीहरूलाई लुट्नेछन्; मेरा राष्ट्रमा जीवित रहेकाहरूले तिनीहरूको देश अधिकार गर्नेछन्।”</w:t>
+      </w:r>
+      <w:r>
+        <w:rPr>
+          <w:lang w:val="ne_NP" w:bidi="ne_NP"/>
+        </w:rPr>
+      </w:r>
+      <w:r>
+        <w:rPr>
+          <w:lang w:val="ne_NP" w:bidi="ne_NP"/>
+        </w:rPr>
+      </w:r>
+    </w:p>
+    <w:p>
+      <w:pPr/>
+      <w:r>
+        <w:rPr>
+          <w:lang w:val="ne_NP" w:bidi="ne_NP"/>
+        </w:rPr>
+      </w:r>
+    </w:p>
+    <w:p>
+      <w:pPr/>
+      <w:r>
+        <w:rPr>
+          <w:lang w:val="ne_NP" w:bidi="ne_NP"/>
+        </w:rPr>
+      </w:r>
+      <w:r>
+        <w:rPr>
+          <w:vertAlign w:val="superscript"/>
+          <w:lang w:val="ne_NP" w:bidi="ne_NP"/>
+        </w:rPr>
+        <w:t>10</w:t>
+      </w:r>
+      <w:r>
+        <w:rPr>
+          <w:lang w:val="ne_NP" w:bidi="ne_NP"/>
+        </w:rPr>
+        <w:t xml:space="preserve"> तिनीहरूको घमण्ड र सेनाहरूका याहवेहका मानिसहरूलाई गरेको अपमान र खिसीको सट्टामा तिनीहरूले यही कुरा फिर्ता पाउनेछन्।</w:t>
+      </w:r>
+      <w:r>
+        <w:rPr>
+          <w:lang w:val="ne_NP" w:bidi="ne_NP"/>
+        </w:rPr>
+      </w:r>
+      <w:r>
+        <w:rPr>
+          <w:lang w:val="ne_NP" w:bidi="ne_NP"/>
+        </w:rPr>
+      </w:r>
+    </w:p>
+    <w:p>
+      <w:pPr/>
+      <w:r>
+        <w:rPr>
+          <w:lang w:val="ne_NP" w:bidi="ne_NP"/>
+        </w:rPr>
+      </w:r>
+    </w:p>
+    <w:p>
+      <w:pPr/>
+      <w:r>
+        <w:rPr>
+          <w:lang w:val="ne_NP" w:bidi="ne_NP"/>
+        </w:rPr>
+      </w:r>
+      <w:r>
+        <w:rPr>
+          <w:vertAlign w:val="superscript"/>
+          <w:lang w:val="ne_NP" w:bidi="ne_NP"/>
+        </w:rPr>
+        <w:t>11</w:t>
+      </w:r>
+      <w:r>
+        <w:rPr>
+          <w:lang w:val="ne_NP" w:bidi="ne_NP"/>
+        </w:rPr>
+        <w:t xml:space="preserve"> याहवेह तिनीहरूका निम्ति डरलाग्दो हुनुहुनेछ, जब उहाँले पृथ्वीका सबै देवताहरूलाई नष्‍ट गर्नुहुन्छ। उहाँलाई टाढाका राष्ट्रहरूले आ-आफ्नो भूमिबाट दण्डवत् गर्नेछन्।</w:t>
+      </w:r>
+      <w:r>
+        <w:rPr>
+          <w:lang w:val="ne_NP" w:bidi="ne_NP"/>
+        </w:rPr>
+      </w:r>
+      <w:r>
+        <w:rPr>
+          <w:lang w:val="ne_NP" w:bidi="ne_NP"/>
+        </w:rPr>
+      </w:r>
+    </w:p>
+    <w:p>
+      <w:pPr/>
+      <w:r>
+        <w:rPr>
+          <w:lang w:val="ne_NP" w:bidi="ne_NP"/>
+        </w:rPr>
+      </w:r>
+    </w:p>
+    <w:p>
+      <w:pPr/>
+      <w:r>
+        <w:rPr>
+          <w:lang w:val="ne_NP" w:bidi="ne_NP"/>
+        </w:rPr>
+      </w:r>
+      <w:r>
+        <w:rPr>
+          <w:vertAlign w:val="superscript"/>
+          <w:lang w:val="ne_NP" w:bidi="ne_NP"/>
+        </w:rPr>
+        <w:t>12</w:t>
+      </w:r>
+      <w:r>
+        <w:rPr>
+          <w:lang w:val="ne_NP" w:bidi="ne_NP"/>
+        </w:rPr>
+        <w:t xml:space="preserve"> “हे कूशका मानिसहरू हो, तिमीहरू पनि मेरो तरवारले काटिनेछौ।”</w:t>
+      </w:r>
+      <w:r>
+        <w:rPr>
+          <w:lang w:val="ne_NP" w:bidi="ne_NP"/>
+        </w:rPr>
+      </w:r>
+      <w:r>
+        <w:rPr>
+          <w:lang w:val="ne_NP" w:bidi="ne_NP"/>
+        </w:rPr>
+      </w:r>
+    </w:p>
+    <w:p>
+      <w:pPr/>
+      <w:r>
+        <w:rPr>
+          <w:lang w:val="ne_NP" w:bidi="ne_NP"/>
+        </w:rPr>
+      </w:r>
+    </w:p>
+    <w:p>
+      <w:pPr/>
+      <w:r>
+        <w:rPr>
+          <w:lang w:val="ne_NP" w:bidi="ne_NP"/>
+        </w:rPr>
+      </w:r>
+      <w:r>
+        <w:rPr>
+          <w:vertAlign w:val="superscript"/>
+          <w:lang w:val="ne_NP" w:bidi="ne_NP"/>
+        </w:rPr>
+        <w:t>13</w:t>
+      </w:r>
+      <w:r>
+        <w:rPr>
+          <w:lang w:val="ne_NP" w:bidi="ne_NP"/>
+        </w:rPr>
+        <w:t xml:space="preserve"> उहाँले उत्तरको विरुद्धमा आफ्ना हात पसार्नुहुन्छ, र अश्शूरलाई नाश गर्नुहुनेछ; अनि निनवेलाई पूरै उजाड र मरुभूमिझैँ सुक्खा पारेर छोडिदिनुहुनेछ।</w:t>
+      </w:r>
+      <w:r>
+        <w:rPr>
+          <w:lang w:val="ne_NP" w:bidi="ne_NP"/>
+        </w:rPr>
+      </w:r>
+      <w:r>
+        <w:rPr>
+          <w:lang w:val="ne_NP" w:bidi="ne_NP"/>
+        </w:rPr>
+      </w:r>
+    </w:p>
+    <w:p>
+      <w:pPr/>
+      <w:r>
+        <w:rPr>
+          <w:lang w:val="ne_NP" w:bidi="ne_NP"/>
+        </w:rPr>
+      </w:r>
+    </w:p>
+    <w:p>
+      <w:pPr/>
+      <w:r>
+        <w:rPr>
+          <w:lang w:val="ne_NP" w:bidi="ne_NP"/>
+        </w:rPr>
+      </w:r>
+      <w:r>
+        <w:rPr>
+          <w:vertAlign w:val="superscript"/>
+          <w:lang w:val="ne_NP" w:bidi="ne_NP"/>
+        </w:rPr>
+        <w:t>14</w:t>
+      </w:r>
+      <w:r>
+        <w:rPr>
+          <w:lang w:val="ne_NP" w:bidi="ne_NP"/>
+        </w:rPr>
+        <w:t xml:space="preserve"> त्यहाँ सबै किसिमका जीवजन्तुका बथान र बगालले आराम गर्नेछन्; मरुभूमिको उल्‍लु र कराउने उल्‍लुहरूले त्यसको रूखका प्वालहरूमा बसोबास गर्नेछन्। झ्यालहरूबाट ती उल्‍लुहरूले कराएको आवाज प्रतिध्वनित हुनेछन्; ढोकाहरू ढुङ्गाका थुप्राहरूले भरिनेछन्, र देवदारुका चौकसहरू उदाङ्गिनेछन्।</w:t>
+      </w:r>
+      <w:r>
+        <w:rPr>
+          <w:lang w:val="ne_NP" w:bidi="ne_NP"/>
+        </w:rPr>
+      </w:r>
+      <w:r>
+        <w:rPr>
+          <w:lang w:val="ne_NP" w:bidi="ne_NP"/>
+        </w:rPr>
+      </w:r>
+    </w:p>
+    <w:p>
+      <w:pPr/>
+      <w:r>
+        <w:rPr>
+          <w:lang w:val="ne_NP" w:bidi="ne_NP"/>
+        </w:rPr>
+      </w:r>
+    </w:p>
+    <w:p>
+      <w:pPr/>
+      <w:r>
+        <w:rPr>
+          <w:lang w:val="ne_NP" w:bidi="ne_NP"/>
+        </w:rPr>
+      </w:r>
+      <w:r>
+        <w:rPr>
+          <w:vertAlign w:val="superscript"/>
+          <w:lang w:val="ne_NP" w:bidi="ne_NP"/>
+        </w:rPr>
+        <w:t>15</w:t>
+      </w:r>
+      <w:r>
+        <w:rPr>
+          <w:lang w:val="ne_NP" w:bidi="ne_NP"/>
+        </w:rPr>
+        <w:t xml:space="preserve"> यो त्यही घमण्डी सहर हो, जुन सुरक्षितसाथ निर्धक्‍क बस्दथ्यो। त्यसले आफूलाई भनेकी थिई, “म नै हुँ, र मबाहेक अरू कोही छैन!” अहिले त्यसको कस्तो विनाश भएको छ! त्यो जङ्गली जनावरहरूका निम्ति गुफा भएकी छ! त्यहाँबाट भएर जानेहरू सबैले त्यसलाई आफ्नो मुक्‍का देखाएर खिसी गर्नेछन्।</w:t>
       </w:r>
       <w:r>
         <w:rPr>
@@ -385,7 +1581,7 @@
         <w:rPr>
           <w:lang w:val="ne_NP" w:bidi="ne_NP"/>
         </w:rPr>
-        <w:t>Zephaniah 1:3</w:t>
+        <w:t>Zephaniah 3:1</w:t>
       </w:r>
       <w:r>
         <w:rPr>
@@ -405,43 +1601,105 @@
           <w:vertAlign w:val="superscript"/>
           <w:lang w:val="ne_NP" w:bidi="ne_NP"/>
         </w:rPr>
+        <w:t>1</w:t>
+      </w:r>
+      <w:r>
+        <w:rPr>
+          <w:lang w:val="ne_NP" w:bidi="ne_NP"/>
+        </w:rPr>
+        <w:t xml:space="preserve"> धिक्‍कार छ, त्यस अत्याचारी सहरलाई, जो विद्रोही र अशुद्ध छे!</w:t>
+      </w:r>
+      <w:r>
+        <w:rPr>
+          <w:lang w:val="ne_NP" w:bidi="ne_NP"/>
+        </w:rPr>
+      </w:r>
+      <w:r>
+        <w:rPr>
+          <w:lang w:val="ne_NP" w:bidi="ne_NP"/>
+        </w:rPr>
+      </w:r>
+    </w:p>
+    <w:p>
+      <w:pPr/>
+      <w:r>
+        <w:rPr>
+          <w:lang w:val="ne_NP" w:bidi="ne_NP"/>
+        </w:rPr>
+      </w:r>
+    </w:p>
+    <w:p>
+      <w:pPr/>
+      <w:r>
+        <w:rPr>
+          <w:lang w:val="ne_NP" w:bidi="ne_NP"/>
+        </w:rPr>
+      </w:r>
+      <w:r>
+        <w:rPr>
+          <w:vertAlign w:val="superscript"/>
+          <w:lang w:val="ne_NP" w:bidi="ne_NP"/>
+        </w:rPr>
+        <w:t>2</w:t>
+      </w:r>
+      <w:r>
+        <w:rPr>
+          <w:lang w:val="ne_NP" w:bidi="ne_NP"/>
+        </w:rPr>
+        <w:t xml:space="preserve"> त्यसले कसैको कुरा पनि मानिन; त्यसले अनुशासनलाई स्वीकार गर्दिन। त्यसले याहवेहमाथि भरोसा राख्दिन; अनि त्यो आफ्नो परमेश्‍वरको नजिकमा आउँदिन।</w:t>
+      </w:r>
+      <w:r>
+        <w:rPr>
+          <w:lang w:val="ne_NP" w:bidi="ne_NP"/>
+        </w:rPr>
+      </w:r>
+      <w:r>
+        <w:rPr>
+          <w:lang w:val="ne_NP" w:bidi="ne_NP"/>
+        </w:rPr>
+      </w:r>
+    </w:p>
+    <w:p>
+      <w:pPr/>
+      <w:r>
+        <w:rPr>
+          <w:lang w:val="ne_NP" w:bidi="ne_NP"/>
+        </w:rPr>
+      </w:r>
+    </w:p>
+    <w:p>
+      <w:pPr/>
+      <w:r>
+        <w:rPr>
+          <w:lang w:val="ne_NP" w:bidi="ne_NP"/>
+        </w:rPr>
+      </w:r>
+      <w:r>
+        <w:rPr>
+          <w:vertAlign w:val="superscript"/>
+          <w:lang w:val="ne_NP" w:bidi="ne_NP"/>
+        </w:rPr>
         <w:t>3</w:t>
       </w:r>
       <w:r>
         <w:rPr>
           <w:lang w:val="ne_NP" w:bidi="ne_NP"/>
         </w:rPr>
-        <w:t xml:space="preserve"> “म मानिस र पशुप्राणी दुवैलाई नाश गर्नेछु; म आकाशका पक्षीहरू र समुद्रका माछाहरूलाई नाश गर्नेछु। दुष्‍टलाई ठेस लगाउने ती मूर्तिहरूलाई पनि नाश गर्नेछु।” “अनि म सबै मानव-जातिलाई पृथ्वीको सतहबाट मेटिदिनेछु,” याहवेह घोषणा गर्नुहुन्छ।</w:t>
-      </w:r>
-      <w:r>
-        <w:rPr>
-          <w:lang w:val="ne_NP" w:bidi="ne_NP"/>
-        </w:rPr>
-      </w:r>
-      <w:r>
-        <w:rPr>
-          <w:lang w:val="ne_NP" w:bidi="ne_NP"/>
-        </w:rPr>
-      </w:r>
-    </w:p>
-    <w:p>
-      <w:pPr/>
-      <w:r>
-        <w:rPr>
-          <w:lang w:val="ne_NP" w:bidi="ne_NP"/>
-        </w:rPr>
-      </w:r>
-    </w:p>
-    <w:p>
-      <w:pPr>
-        <w:pStyle w:val="Heading2"/>
-      </w:pPr>
-      <w:r>
-        <w:rPr>
-          <w:lang w:val="ne_NP" w:bidi="ne_NP"/>
-        </w:rPr>
-        <w:t>Zephaniah 1:4</w:t>
-      </w:r>
+        <w:t xml:space="preserve"> त्यसका अधिकारीहरू भोकाएका गर्जने सिंहहरूजस्ता छन्; अनि त्यसका शासकहरूचाहिँ साँझका ब्वाँसाहरूजस्ता हुन्, जसले बिहानको निम्ति हड्डीसम्म बाँकी राख्दैनन्।</w:t>
+      </w:r>
+      <w:r>
+        <w:rPr>
+          <w:lang w:val="ne_NP" w:bidi="ne_NP"/>
+        </w:rPr>
+      </w:r>
+      <w:r>
+        <w:rPr>
+          <w:lang w:val="ne_NP" w:bidi="ne_NP"/>
+        </w:rPr>
+      </w:r>
+    </w:p>
+    <w:p>
+      <w:pPr/>
       <w:r>
         <w:rPr>
           <w:lang w:val="ne_NP" w:bidi="ne_NP"/>
@@ -466,37 +1724,21 @@
         <w:rPr>
           <w:lang w:val="ne_NP" w:bidi="ne_NP"/>
         </w:rPr>
-        <w:t xml:space="preserve"> “म यहूदाको विरुद्धमा र यरूशलेममा बास गर्ने सबै मानिसहरूका विरुद्धमा मेरो हात पसार्नेछु। यस ठाउँमा बाल-देवताको पूजा गर्न बचेका हरेकलाई, र त्यसका मूर्तिपूजक पुजारीहरूका नामनिशानै मेटिदिनेछु;</w:t>
-      </w:r>
-      <w:r>
-        <w:rPr>
-          <w:lang w:val="ne_NP" w:bidi="ne_NP"/>
-        </w:rPr>
-      </w:r>
-      <w:r>
-        <w:rPr>
-          <w:lang w:val="ne_NP" w:bidi="ne_NP"/>
-        </w:rPr>
-      </w:r>
-    </w:p>
-    <w:p>
-      <w:pPr/>
-      <w:r>
-        <w:rPr>
-          <w:lang w:val="ne_NP" w:bidi="ne_NP"/>
-        </w:rPr>
-      </w:r>
-    </w:p>
-    <w:p>
-      <w:pPr>
-        <w:pStyle w:val="Heading2"/>
-      </w:pPr>
-      <w:r>
-        <w:rPr>
-          <w:lang w:val="ne_NP" w:bidi="ne_NP"/>
-        </w:rPr>
-        <w:t>Zephaniah 1:5</w:t>
-      </w:r>
+        <w:t xml:space="preserve"> त्यसका अगमवक्ताहरू झूटा र अहङ्कारी छन्; तिनीहरू विश्‍वासघाती मानिसहरू हुन्। त्यसका पुजारीहरूले पवित्रस्थानलाई अपवित्र पार्दछन्, र परमेश्‍वरको नियमलाई तोड्दछन्।</w:t>
+      </w:r>
+      <w:r>
+        <w:rPr>
+          <w:lang w:val="ne_NP" w:bidi="ne_NP"/>
+        </w:rPr>
+      </w:r>
+      <w:r>
+        <w:rPr>
+          <w:lang w:val="ne_NP" w:bidi="ne_NP"/>
+        </w:rPr>
+      </w:r>
+    </w:p>
+    <w:p>
+      <w:pPr/>
       <w:r>
         <w:rPr>
           <w:lang w:val="ne_NP" w:bidi="ne_NP"/>
@@ -521,37 +1763,21 @@
         <w:rPr>
           <w:lang w:val="ne_NP" w:bidi="ne_NP"/>
         </w:rPr>
-        <w:t xml:space="preserve"> तिनीहरूलाई, जसले आफ्ना घरका छानामाथि आकाशका तारामण्डललाई दण्डवत् गर्दै पूजा गर्नेहरू, दण्डवत् गर्ने र याहवेहको नाममा शपथ खानेहरू र मोलेख देवताको नाममा पनि शपथ खानेहरू,</w:t>
-      </w:r>
-      <w:r>
-        <w:rPr>
-          <w:lang w:val="ne_NP" w:bidi="ne_NP"/>
-        </w:rPr>
-      </w:r>
-      <w:r>
-        <w:rPr>
-          <w:lang w:val="ne_NP" w:bidi="ne_NP"/>
-        </w:rPr>
-      </w:r>
-    </w:p>
-    <w:p>
-      <w:pPr/>
-      <w:r>
-        <w:rPr>
-          <w:lang w:val="ne_NP" w:bidi="ne_NP"/>
-        </w:rPr>
-      </w:r>
-    </w:p>
-    <w:p>
-      <w:pPr>
-        <w:pStyle w:val="Heading2"/>
-      </w:pPr>
-      <w:r>
-        <w:rPr>
-          <w:lang w:val="ne_NP" w:bidi="ne_NP"/>
-        </w:rPr>
-        <w:t>Zephaniah 1:6</w:t>
-      </w:r>
+        <w:t xml:space="preserve"> त्यसको बीचमा रहनुहुने याहवेह धर्मी हुनुहुन्छ; उहाँले कहिल्यै खराबी गर्नुहुन्‍न। बिहानैपिच्छे उहाँले आफ्नो न्याय प्रकट गर्नुहुन्छ; अनि हरेक नयाँ दिन उहाँ चुक्नुहुन्‍न, तर पनि अधर्मीले लज्जित हुन जान्दैन।</w:t>
+      </w:r>
+      <w:r>
+        <w:rPr>
+          <w:lang w:val="ne_NP" w:bidi="ne_NP"/>
+        </w:rPr>
+      </w:r>
+      <w:r>
+        <w:rPr>
+          <w:lang w:val="ne_NP" w:bidi="ne_NP"/>
+        </w:rPr>
+      </w:r>
+    </w:p>
+    <w:p>
+      <w:pPr/>
       <w:r>
         <w:rPr>
           <w:lang w:val="ne_NP" w:bidi="ne_NP"/>
@@ -576,37 +1802,21 @@
         <w:rPr>
           <w:lang w:val="ne_NP" w:bidi="ne_NP"/>
         </w:rPr>
-        <w:t xml:space="preserve"> याहवेहबाट पछि फर्केर तर्किएर जानेहरू; अनि याहवेहको खोजी नगर्नेहरू, र उहाँको बारेमा सोधपुछ नगर्नेहरूलाई समेत म नाश गरिदिनेछु।”</w:t>
-      </w:r>
-      <w:r>
-        <w:rPr>
-          <w:lang w:val="ne_NP" w:bidi="ne_NP"/>
-        </w:rPr>
-      </w:r>
-      <w:r>
-        <w:rPr>
-          <w:lang w:val="ne_NP" w:bidi="ne_NP"/>
-        </w:rPr>
-      </w:r>
-    </w:p>
-    <w:p>
-      <w:pPr/>
-      <w:r>
-        <w:rPr>
-          <w:lang w:val="ne_NP" w:bidi="ne_NP"/>
-        </w:rPr>
-      </w:r>
-    </w:p>
-    <w:p>
-      <w:pPr>
-        <w:pStyle w:val="Heading2"/>
-      </w:pPr>
-      <w:r>
-        <w:rPr>
-          <w:lang w:val="ne_NP" w:bidi="ne_NP"/>
-        </w:rPr>
-        <w:t>Zephaniah 1:7</w:t>
-      </w:r>
+        <w:t xml:space="preserve"> “मैले राष्ट्रहरूलाई नाश गरेको छु; तिनीहरूका बलिया किल्‍लाहरू ध्वस्त भएका छन्। त्यस सहरबाट भएर कोही हिँड्दैन; मैले तिनीहरूका सडकहरूलाई उजाड पारेको छु; तिनीहरूका सहरहरू बिरानो भएका छन्; ती उजाड र खाली भएका छन्।</w:t>
+      </w:r>
+      <w:r>
+        <w:rPr>
+          <w:lang w:val="ne_NP" w:bidi="ne_NP"/>
+        </w:rPr>
+      </w:r>
+      <w:r>
+        <w:rPr>
+          <w:lang w:val="ne_NP" w:bidi="ne_NP"/>
+        </w:rPr>
+      </w:r>
+    </w:p>
+    <w:p>
+      <w:pPr/>
       <w:r>
         <w:rPr>
           <w:lang w:val="ne_NP" w:bidi="ne_NP"/>
@@ -631,37 +1841,21 @@
         <w:rPr>
           <w:lang w:val="ne_NP" w:bidi="ne_NP"/>
         </w:rPr>
-        <w:t xml:space="preserve"> प्रभु याहवेहको सामु चुपचाप बस; किनकि याहवेहको दिन नजिकै छ। याहवेहले एउटा बलिदान तयार पार्नुभएको छ; अनि उहाँले निमन्त्रणा गर्नुभएकाहरूलाई पवित्र पार्नुभएको छ।</w:t>
-      </w:r>
-      <w:r>
-        <w:rPr>
-          <w:lang w:val="ne_NP" w:bidi="ne_NP"/>
-        </w:rPr>
-      </w:r>
-      <w:r>
-        <w:rPr>
-          <w:lang w:val="ne_NP" w:bidi="ne_NP"/>
-        </w:rPr>
-      </w:r>
-    </w:p>
-    <w:p>
-      <w:pPr/>
-      <w:r>
-        <w:rPr>
-          <w:lang w:val="ne_NP" w:bidi="ne_NP"/>
-        </w:rPr>
-      </w:r>
-    </w:p>
-    <w:p>
-      <w:pPr>
-        <w:pStyle w:val="Heading2"/>
-      </w:pPr>
-      <w:r>
-        <w:rPr>
-          <w:lang w:val="ne_NP" w:bidi="ne_NP"/>
-        </w:rPr>
-        <w:t>Zephaniah 1:8</w:t>
-      </w:r>
+        <w:t xml:space="preserve"> मैले यरूशलेम सहरको बारेमा भनेँ, ‘निश्‍चय नै तैँले मेरो भय मान्‍नेछस्, र मेरो सुधारको अनुशासन ग्रहण गर्नेछस्!’ तब त्यसको शरणस्थानलाई नाश पारिनेछैन, न त मेरा सबै तोकिएका दण्डहरू त्यसमाथि पर्नेछन्। तर तिनीहरू आफूले गर्ने सबै कामहरूमा झन् भ्रष्‍टतापूर्वक उत्सुक थिए।”</w:t>
+      </w:r>
+      <w:r>
+        <w:rPr>
+          <w:lang w:val="ne_NP" w:bidi="ne_NP"/>
+        </w:rPr>
+      </w:r>
+      <w:r>
+        <w:rPr>
+          <w:lang w:val="ne_NP" w:bidi="ne_NP"/>
+        </w:rPr>
+      </w:r>
+    </w:p>
+    <w:p>
+      <w:pPr/>
       <w:r>
         <w:rPr>
           <w:lang w:val="ne_NP" w:bidi="ne_NP"/>
@@ -686,37 +1880,21 @@
         <w:rPr>
           <w:lang w:val="ne_NP" w:bidi="ne_NP"/>
         </w:rPr>
-        <w:t xml:space="preserve"> “याहवेहको बलिदानको दिन, म अगुवाहरू र राजाका छोराहरू; अनि विदेशी कपडा लगाउनेहरू सबैलाई दण्ड दिनेछु।</w:t>
-      </w:r>
-      <w:r>
-        <w:rPr>
-          <w:lang w:val="ne_NP" w:bidi="ne_NP"/>
-        </w:rPr>
-      </w:r>
-      <w:r>
-        <w:rPr>
-          <w:lang w:val="ne_NP" w:bidi="ne_NP"/>
-        </w:rPr>
-      </w:r>
-    </w:p>
-    <w:p>
-      <w:pPr/>
-      <w:r>
-        <w:rPr>
-          <w:lang w:val="ne_NP" w:bidi="ne_NP"/>
-        </w:rPr>
-      </w:r>
-    </w:p>
-    <w:p>
-      <w:pPr>
-        <w:pStyle w:val="Heading2"/>
-      </w:pPr>
-      <w:r>
-        <w:rPr>
-          <w:lang w:val="ne_NP" w:bidi="ne_NP"/>
-        </w:rPr>
-        <w:t>Zephaniah 1:9</w:t>
-      </w:r>
+        <w:t xml:space="preserve"> याहवेह घोषणा गर्नुहुन्छ, “साक्षी दिन म खडा हुनेछु, यसकारण त्यस दिनसम्म तिमीहरू मलाई पर्खिरहो। राष्ट्रहरूलाई एकसाथ भेला गर्न, र राज्य राज्यलाई एक ठाउँमा जम्मा गर्न; अनि मेरो क्रोधको आगो तिनीहरूमाथि खन्याउने निर्णय गरेको छु— मेरो सबै बल्दो रिस तिनीहरूमाथि खन्याउने मैले निर्णय गरेको छु। समस्त पृथ्वी मेरो डाहको आगोले भस्म हुनेछ।</w:t>
+      </w:r>
+      <w:r>
+        <w:rPr>
+          <w:lang w:val="ne_NP" w:bidi="ne_NP"/>
+        </w:rPr>
+      </w:r>
+      <w:r>
+        <w:rPr>
+          <w:lang w:val="ne_NP" w:bidi="ne_NP"/>
+        </w:rPr>
+      </w:r>
+    </w:p>
+    <w:p>
+      <w:pPr/>
       <w:r>
         <w:rPr>
           <w:lang w:val="ne_NP" w:bidi="ne_NP"/>
@@ -741,37 +1919,21 @@
         <w:rPr>
           <w:lang w:val="ne_NP" w:bidi="ne_NP"/>
         </w:rPr>
-        <w:t xml:space="preserve"> त्यस दिन सँघारमाथि पाइला टेक्न इन्कार गर्नेहरू, आफ्ना देवताहरूका मन्दिरलाई हिंसा र छलले भर्नेहरू सबैलाई म दण्ड दिनेछु।</w:t>
-      </w:r>
-      <w:r>
-        <w:rPr>
-          <w:lang w:val="ne_NP" w:bidi="ne_NP"/>
-        </w:rPr>
-      </w:r>
-      <w:r>
-        <w:rPr>
-          <w:lang w:val="ne_NP" w:bidi="ne_NP"/>
-        </w:rPr>
-      </w:r>
-    </w:p>
-    <w:p>
-      <w:pPr/>
-      <w:r>
-        <w:rPr>
-          <w:lang w:val="ne_NP" w:bidi="ne_NP"/>
-        </w:rPr>
-      </w:r>
-    </w:p>
-    <w:p>
-      <w:pPr>
-        <w:pStyle w:val="Heading2"/>
-      </w:pPr>
-      <w:r>
-        <w:rPr>
-          <w:lang w:val="ne_NP" w:bidi="ne_NP"/>
-        </w:rPr>
-        <w:t>Zephaniah 1:10</w:t>
-      </w:r>
+        <w:t xml:space="preserve"> “त्यसपछि म मानिसहरूका ओठ शुद्ध पार्नेछु, ताकि तिनीहरू सबैले याहवेहका नामको पुकार गरून्, र एउटै मनले उहाँको सेवा गरून्।</w:t>
+      </w:r>
+      <w:r>
+        <w:rPr>
+          <w:lang w:val="ne_NP" w:bidi="ne_NP"/>
+        </w:rPr>
+      </w:r>
+      <w:r>
+        <w:rPr>
+          <w:lang w:val="ne_NP" w:bidi="ne_NP"/>
+        </w:rPr>
+      </w:r>
+    </w:p>
+    <w:p>
+      <w:pPr/>
       <w:r>
         <w:rPr>
           <w:lang w:val="ne_NP" w:bidi="ne_NP"/>
@@ -796,37 +1958,21 @@
         <w:rPr>
           <w:lang w:val="ne_NP" w:bidi="ne_NP"/>
         </w:rPr>
-        <w:t xml:space="preserve"> “त्यस दिन” याहवेह भन्‍नुहुन्छ, “माछा मूलढोकाबाट रुवाबासी सुनिनेछ; सहरका नयाँ टोलबाट विलाप र डाँडाहरूबाट ठूलो आवाज सुनिनेछ।</w:t>
-      </w:r>
-      <w:r>
-        <w:rPr>
-          <w:lang w:val="ne_NP" w:bidi="ne_NP"/>
-        </w:rPr>
-      </w:r>
-      <w:r>
-        <w:rPr>
-          <w:lang w:val="ne_NP" w:bidi="ne_NP"/>
-        </w:rPr>
-      </w:r>
-    </w:p>
-    <w:p>
-      <w:pPr/>
-      <w:r>
-        <w:rPr>
-          <w:lang w:val="ne_NP" w:bidi="ne_NP"/>
-        </w:rPr>
-      </w:r>
-    </w:p>
-    <w:p>
-      <w:pPr>
-        <w:pStyle w:val="Heading2"/>
-      </w:pPr>
-      <w:r>
-        <w:rPr>
-          <w:lang w:val="ne_NP" w:bidi="ne_NP"/>
-        </w:rPr>
-        <w:t>Zephaniah 1:11</w:t>
-      </w:r>
+        <w:t xml:space="preserve"> कूश देशका नदीहरूभन्दा पारिबाट मेरा छरपस्ट भएका मेरा आराधकहरूले मेरा निम्ति भेटी ल्याउनेछन्।</w:t>
+      </w:r>
+      <w:r>
+        <w:rPr>
+          <w:lang w:val="ne_NP" w:bidi="ne_NP"/>
+        </w:rPr>
+      </w:r>
+      <w:r>
+        <w:rPr>
+          <w:lang w:val="ne_NP" w:bidi="ne_NP"/>
+        </w:rPr>
+      </w:r>
+    </w:p>
+    <w:p>
+      <w:pPr/>
       <w:r>
         <w:rPr>
           <w:lang w:val="ne_NP" w:bidi="ne_NP"/>
@@ -851,37 +1997,21 @@
         <w:rPr>
           <w:lang w:val="ne_NP" w:bidi="ne_NP"/>
         </w:rPr>
-        <w:t xml:space="preserve"> तिमी बजारमा बास बस्‍नेहरू, विलाप गर; तिम्रा सारा व्यापारीहरूको नामनिशानै मेटिनेछन्, चाँदीका व्यापार गर्नेहरू सबै नाश हुनेछन्।</w:t>
-      </w:r>
-      <w:r>
-        <w:rPr>
-          <w:lang w:val="ne_NP" w:bidi="ne_NP"/>
-        </w:rPr>
-      </w:r>
-      <w:r>
-        <w:rPr>
-          <w:lang w:val="ne_NP" w:bidi="ne_NP"/>
-        </w:rPr>
-      </w:r>
-    </w:p>
-    <w:p>
-      <w:pPr/>
-      <w:r>
-        <w:rPr>
-          <w:lang w:val="ne_NP" w:bidi="ne_NP"/>
-        </w:rPr>
-      </w:r>
-    </w:p>
-    <w:p>
-      <w:pPr>
-        <w:pStyle w:val="Heading2"/>
-      </w:pPr>
-      <w:r>
-        <w:rPr>
-          <w:lang w:val="ne_NP" w:bidi="ne_NP"/>
-        </w:rPr>
-        <w:t>Zephaniah 1:12</w:t>
-      </w:r>
+        <w:t xml:space="preserve"> त्यस दिन तिमीहरूले मेरो विरुद्धमा गरेका सारा दुष्कर्मको निम्ति यरूशलेम शर्ममा पर्नेछैन; किनकि म तिमीहरूको बीचबाट धाक लगाउने अहङ्कारीहरूलाई निकाल्नेछु। तिमीहरू फेरि कहिल्यै मेरा पवित्र पहाडमा अहङ्कारी हुनेछैनौ।</w:t>
+      </w:r>
+      <w:r>
+        <w:rPr>
+          <w:lang w:val="ne_NP" w:bidi="ne_NP"/>
+        </w:rPr>
+      </w:r>
+      <w:r>
+        <w:rPr>
+          <w:lang w:val="ne_NP" w:bidi="ne_NP"/>
+        </w:rPr>
+      </w:r>
+    </w:p>
+    <w:p>
+      <w:pPr/>
       <w:r>
         <w:rPr>
           <w:lang w:val="ne_NP" w:bidi="ne_NP"/>
@@ -906,37 +2036,21 @@
         <w:rPr>
           <w:lang w:val="ne_NP" w:bidi="ne_NP"/>
         </w:rPr>
-        <w:t xml:space="preserve"> त्यस बेला म यरूशलेमलाई बत्ती बालेर खोज्नेछु, र आफैँमा ढुक्‍क भएर बस्‍नेहरू, जो मद्यका थिग्राजस्तै छन्, जसले, ‘याहवेहले न असल, न त खराब नै गर्नुहुन्छ’ भन्‍नेहरूलाई दण्ड दिनेछु।</w:t>
-      </w:r>
-      <w:r>
-        <w:rPr>
-          <w:lang w:val="ne_NP" w:bidi="ne_NP"/>
-        </w:rPr>
-      </w:r>
-      <w:r>
-        <w:rPr>
-          <w:lang w:val="ne_NP" w:bidi="ne_NP"/>
-        </w:rPr>
-      </w:r>
-    </w:p>
-    <w:p>
-      <w:pPr/>
-      <w:r>
-        <w:rPr>
-          <w:lang w:val="ne_NP" w:bidi="ne_NP"/>
-        </w:rPr>
-      </w:r>
-    </w:p>
-    <w:p>
-      <w:pPr>
-        <w:pStyle w:val="Heading2"/>
-      </w:pPr>
-      <w:r>
-        <w:rPr>
-          <w:lang w:val="ne_NP" w:bidi="ne_NP"/>
-        </w:rPr>
-        <w:t>Zephaniah 1:13</w:t>
-      </w:r>
+        <w:t xml:space="preserve"> तर म तेरो बीचमा नम्र र दीनहरूलाई छोड्नेछु। इस्राएलका बाँकी रहेकाहरूले याहवेहको नाममा भरोसा गर्नेछन्।</w:t>
+      </w:r>
+      <w:r>
+        <w:rPr>
+          <w:lang w:val="ne_NP" w:bidi="ne_NP"/>
+        </w:rPr>
+      </w:r>
+      <w:r>
+        <w:rPr>
+          <w:lang w:val="ne_NP" w:bidi="ne_NP"/>
+        </w:rPr>
+      </w:r>
+    </w:p>
+    <w:p>
+      <w:pPr/>
       <w:r>
         <w:rPr>
           <w:lang w:val="ne_NP" w:bidi="ne_NP"/>
@@ -961,37 +2075,21 @@
         <w:rPr>
           <w:lang w:val="ne_NP" w:bidi="ne_NP"/>
         </w:rPr>
-        <w:t xml:space="preserve"> तिनीहरूका धनसम्पत्तिहरू लुटिनेछन्, तिनीहरूका घरहरू भत्काइनेछन्। तिनीहरूले घर बनाउनेछन्, तर त्यसमा तिनीहरू बस्‍न पाउनेछैनन्; तिनीहरूले दाखबारी लगाउनेछन्, तर तिनीहरूले दाखमद्य पिउन पाउनेछैनन्।”</w:t>
-      </w:r>
-      <w:r>
-        <w:rPr>
-          <w:lang w:val="ne_NP" w:bidi="ne_NP"/>
-        </w:rPr>
-      </w:r>
-      <w:r>
-        <w:rPr>
-          <w:lang w:val="ne_NP" w:bidi="ne_NP"/>
-        </w:rPr>
-      </w:r>
-    </w:p>
-    <w:p>
-      <w:pPr/>
-      <w:r>
-        <w:rPr>
-          <w:lang w:val="ne_NP" w:bidi="ne_NP"/>
-        </w:rPr>
-      </w:r>
-    </w:p>
-    <w:p>
-      <w:pPr>
-        <w:pStyle w:val="Heading2"/>
-      </w:pPr>
-      <w:r>
-        <w:rPr>
-          <w:lang w:val="ne_NP" w:bidi="ne_NP"/>
-        </w:rPr>
-        <w:t>Zephaniah 1:14</w:t>
-      </w:r>
+        <w:t xml:space="preserve"> इस्राएलमा बाँचेकाहरूले कुनै पनि अधर्म गर्नेछैनन्; तिनीहरूले कुनै झूटो बोल्नेछैनन्। तिनीहरूका मुखमा कुनै पनि छलका कुरा पाइनेछैन। तिनीहरू खानेछन्, सुत्नेछन् र कसैले पनि तिनीहरूलाई भयभीत पार्नेछैन।”</w:t>
+      </w:r>
+      <w:r>
+        <w:rPr>
+          <w:lang w:val="ne_NP" w:bidi="ne_NP"/>
+        </w:rPr>
+      </w:r>
+      <w:r>
+        <w:rPr>
+          <w:lang w:val="ne_NP" w:bidi="ne_NP"/>
+        </w:rPr>
+      </w:r>
+    </w:p>
+    <w:p>
+      <w:pPr/>
       <w:r>
         <w:rPr>
           <w:lang w:val="ne_NP" w:bidi="ne_NP"/>
@@ -1016,37 +2114,21 @@
         <w:rPr>
           <w:lang w:val="ne_NP" w:bidi="ne_NP"/>
         </w:rPr>
-        <w:t xml:space="preserve"> याहवेहको महान् दिन नजिकै छ— त्यो नजिकै छ, र अब त्यो चाँडै आउँदैछ। याहवेहको त्यो दिनको रुवाइ-कराइ अत्यन्तै तितो हुनेछ; त्यो दिन वीर योद्धा पनि आफ्नो युद्धको निम्ति चिच्याउँदै रुनेछन्।</w:t>
-      </w:r>
-      <w:r>
-        <w:rPr>
-          <w:lang w:val="ne_NP" w:bidi="ne_NP"/>
-        </w:rPr>
-      </w:r>
-      <w:r>
-        <w:rPr>
-          <w:lang w:val="ne_NP" w:bidi="ne_NP"/>
-        </w:rPr>
-      </w:r>
-    </w:p>
-    <w:p>
-      <w:pPr/>
-      <w:r>
-        <w:rPr>
-          <w:lang w:val="ne_NP" w:bidi="ne_NP"/>
-        </w:rPr>
-      </w:r>
-    </w:p>
-    <w:p>
-      <w:pPr>
-        <w:pStyle w:val="Heading2"/>
-      </w:pPr>
-      <w:r>
-        <w:rPr>
-          <w:lang w:val="ne_NP" w:bidi="ne_NP"/>
-        </w:rPr>
-        <w:t>Zephaniah 1:15</w:t>
-      </w:r>
+        <w:t xml:space="preserve"> हे सियोनकी छोरी, गीत गा; हे इस्राएल, उच्‍च सोरमा करा! हे यरूशलेमकी छोरी, आफ्नो सारा हृदयले आनन्दित हो, र रमाहट गर्!</w:t>
+      </w:r>
+      <w:r>
+        <w:rPr>
+          <w:lang w:val="ne_NP" w:bidi="ne_NP"/>
+        </w:rPr>
+      </w:r>
+      <w:r>
+        <w:rPr>
+          <w:lang w:val="ne_NP" w:bidi="ne_NP"/>
+        </w:rPr>
+      </w:r>
+    </w:p>
+    <w:p>
+      <w:pPr/>
       <w:r>
         <w:rPr>
           <w:lang w:val="ne_NP" w:bidi="ne_NP"/>
@@ -1071,37 +2153,21 @@
         <w:rPr>
           <w:lang w:val="ne_NP" w:bidi="ne_NP"/>
         </w:rPr>
-        <w:t xml:space="preserve"> त्यो दिन क्रोधको दिन हुनेछ— सङ्कष्‍ट र वेदनाको दिन, कष्‍ट र सर्वनाशको दिन, अन्धकार र निराशाको दिन, बादल र घोर अन्धकारको दिन।</w:t>
-      </w:r>
-      <w:r>
-        <w:rPr>
-          <w:lang w:val="ne_NP" w:bidi="ne_NP"/>
-        </w:rPr>
-      </w:r>
-      <w:r>
-        <w:rPr>
-          <w:lang w:val="ne_NP" w:bidi="ne_NP"/>
-        </w:rPr>
-      </w:r>
-    </w:p>
-    <w:p>
-      <w:pPr/>
-      <w:r>
-        <w:rPr>
-          <w:lang w:val="ne_NP" w:bidi="ne_NP"/>
-        </w:rPr>
-      </w:r>
-    </w:p>
-    <w:p>
-      <w:pPr>
-        <w:pStyle w:val="Heading2"/>
-      </w:pPr>
-      <w:r>
-        <w:rPr>
-          <w:lang w:val="ne_NP" w:bidi="ne_NP"/>
-        </w:rPr>
-        <w:t>Zephaniah 1:16</w:t>
-      </w:r>
+        <w:t xml:space="preserve"> याहवेहले तेरो दण्ड हटाइदिनुभएको छ; तेरा शत्रुहरूलाई फर्काइदिनुभएको छ। याहवेह इस्राएलका राजा तँसित हुनुहुन्छ; अब फेरि तैँले कुनै खराबीको डर मान्‍नुपर्दैन।</w:t>
+      </w:r>
+      <w:r>
+        <w:rPr>
+          <w:lang w:val="ne_NP" w:bidi="ne_NP"/>
+        </w:rPr>
+      </w:r>
+      <w:r>
+        <w:rPr>
+          <w:lang w:val="ne_NP" w:bidi="ne_NP"/>
+        </w:rPr>
+      </w:r>
+    </w:p>
+    <w:p>
+      <w:pPr/>
       <w:r>
         <w:rPr>
           <w:lang w:val="ne_NP" w:bidi="ne_NP"/>
@@ -1126,37 +2192,21 @@
         <w:rPr>
           <w:lang w:val="ne_NP" w:bidi="ne_NP"/>
         </w:rPr>
-        <w:t xml:space="preserve"> सुरक्षित किल्‍ला भएका सहरहरूका विरुद्धमा र कुनाहरूमा रहेका धरहराहरूको विरुद्धमा तुरही र लडाइँको आवाज सुनिने दिन।</w:t>
-      </w:r>
-      <w:r>
-        <w:rPr>
-          <w:lang w:val="ne_NP" w:bidi="ne_NP"/>
-        </w:rPr>
-      </w:r>
-      <w:r>
-        <w:rPr>
-          <w:lang w:val="ne_NP" w:bidi="ne_NP"/>
-        </w:rPr>
-      </w:r>
-    </w:p>
-    <w:p>
-      <w:pPr/>
-      <w:r>
-        <w:rPr>
-          <w:lang w:val="ne_NP" w:bidi="ne_NP"/>
-        </w:rPr>
-      </w:r>
-    </w:p>
-    <w:p>
-      <w:pPr>
-        <w:pStyle w:val="Heading2"/>
-      </w:pPr>
-      <w:r>
-        <w:rPr>
-          <w:lang w:val="ne_NP" w:bidi="ne_NP"/>
-        </w:rPr>
-        <w:t>Zephaniah 1:17</w:t>
-      </w:r>
+        <w:t xml:space="preserve"> त्यस दिन तिनीहरूले यरूशलेमलाई भन्‍नेछन्, “हे सियोन, नडरा; तेरा हातहरू लुला हुन नपाऊन्।</w:t>
+      </w:r>
+      <w:r>
+        <w:rPr>
+          <w:lang w:val="ne_NP" w:bidi="ne_NP"/>
+        </w:rPr>
+      </w:r>
+      <w:r>
+        <w:rPr>
+          <w:lang w:val="ne_NP" w:bidi="ne_NP"/>
+        </w:rPr>
+      </w:r>
+    </w:p>
+    <w:p>
+      <w:pPr/>
       <w:r>
         <w:rPr>
           <w:lang w:val="ne_NP" w:bidi="ne_NP"/>
@@ -1181,37 +2231,21 @@
         <w:rPr>
           <w:lang w:val="ne_NP" w:bidi="ne_NP"/>
         </w:rPr>
-        <w:t xml:space="preserve"> “म सबै मानिसहरूमाथि यस्तो सङ्कष्‍ट ल्याउनेछु, कि तिनीहरू अन्धा मानिसहरूजस्तै छामछाम-छुमछुम गर्नेछन्; किनकि तिनीहरूले याहवेहको विरुद्धमा पाप गरेका छन्। तिनीहरूको रगत धुलोझैँ र तिनीहरूका आन्द्राभुँडी गोबरझैँ फ्याँकिनेछन्।</w:t>
-      </w:r>
-      <w:r>
-        <w:rPr>
-          <w:lang w:val="ne_NP" w:bidi="ne_NP"/>
-        </w:rPr>
-      </w:r>
-      <w:r>
-        <w:rPr>
-          <w:lang w:val="ne_NP" w:bidi="ne_NP"/>
-        </w:rPr>
-      </w:r>
-    </w:p>
-    <w:p>
-      <w:pPr/>
-      <w:r>
-        <w:rPr>
-          <w:lang w:val="ne_NP" w:bidi="ne_NP"/>
-        </w:rPr>
-      </w:r>
-    </w:p>
-    <w:p>
-      <w:pPr>
-        <w:pStyle w:val="Heading2"/>
-      </w:pPr>
-      <w:r>
-        <w:rPr>
-          <w:lang w:val="ne_NP" w:bidi="ne_NP"/>
-        </w:rPr>
-        <w:t>Zephaniah 1:18</w:t>
-      </w:r>
+        <w:t xml:space="preserve"> याहवेह, तेरा परमेश्‍वर तँसित हुनुहुन्छ; तँलाई बचाउने सामर्थी योद्धा हुनुहुन्छ। उहाँ तँसँग धेरै खुशी हुनुहुनेछ; उहाँले तँलाई आफ्नो प्रेममा कहिल्यै हप्काउनुहुनेछैन, तर तँप्रति प्रसन्‍न भएर उहाँले गीत गाउनुहुनेछ।”</w:t>
+      </w:r>
+      <w:r>
+        <w:rPr>
+          <w:lang w:val="ne_NP" w:bidi="ne_NP"/>
+        </w:rPr>
+      </w:r>
+      <w:r>
+        <w:rPr>
+          <w:lang w:val="ne_NP" w:bidi="ne_NP"/>
+        </w:rPr>
+      </w:r>
+    </w:p>
+    <w:p>
+      <w:pPr/>
       <w:r>
         <w:rPr>
           <w:lang w:val="ne_NP" w:bidi="ne_NP"/>
@@ -1236,37 +2270,21 @@
         <w:rPr>
           <w:lang w:val="ne_NP" w:bidi="ne_NP"/>
         </w:rPr>
-        <w:t xml:space="preserve"> तिनीहरूलाई याहवेहको क्रोधको दिनमा, न त तिनीहरूका सुनले, न त तिनीहरूका चाँदीले तिनीहरूलाई बचाउनसक्नेछ।” उहाँको डाहको आगोमा सारा संसार भस्म पारिनेछ; किनकि यस पृथ्वीमा बसोबास गर्ने सबैलाई उहाँले अचानक अन्त्य गर्नुहुनेछ।</w:t>
-      </w:r>
-      <w:r>
-        <w:rPr>
-          <w:lang w:val="ne_NP" w:bidi="ne_NP"/>
-        </w:rPr>
-      </w:r>
-      <w:r>
-        <w:rPr>
-          <w:lang w:val="ne_NP" w:bidi="ne_NP"/>
-        </w:rPr>
-      </w:r>
-    </w:p>
-    <w:p>
-      <w:pPr/>
-      <w:r>
-        <w:rPr>
-          <w:lang w:val="ne_NP" w:bidi="ne_NP"/>
-        </w:rPr>
-      </w:r>
-    </w:p>
-    <w:p>
-      <w:pPr>
-        <w:pStyle w:val="Heading2"/>
-      </w:pPr>
-      <w:r>
-        <w:rPr>
-          <w:lang w:val="ne_NP" w:bidi="ne_NP"/>
-        </w:rPr>
-        <w:t>Zephaniah 2:1</w:t>
-      </w:r>
+        <w:t xml:space="preserve"> “जो तोकिएका चाडहरूमा सहभागी हुन नपाउँदा शोकित छन्, जो तेरा निम्ति बोझ र बदनामी भएका छन्, म तँबाट हटाइदिनेछु।</w:t>
+      </w:r>
+      <w:r>
+        <w:rPr>
+          <w:lang w:val="ne_NP" w:bidi="ne_NP"/>
+        </w:rPr>
+      </w:r>
+      <w:r>
+        <w:rPr>
+          <w:lang w:val="ne_NP" w:bidi="ne_NP"/>
+        </w:rPr>
+      </w:r>
+    </w:p>
+    <w:p>
+      <w:pPr/>
       <w:r>
         <w:rPr>
           <w:lang w:val="ne_NP" w:bidi="ne_NP"/>
@@ -1285,1821 +2303,6 @@
           <w:vertAlign w:val="superscript"/>
           <w:lang w:val="ne_NP" w:bidi="ne_NP"/>
         </w:rPr>
-        <w:t>1</w:t>
-      </w:r>
-      <w:r>
-        <w:rPr>
-          <w:lang w:val="ne_NP" w:bidi="ne_NP"/>
-        </w:rPr>
-        <w:t xml:space="preserve"> ए लाज नभएको राष्ट्र, एकसाथ जम्मा होओ! आफूलाई एकसाथ भेला गराओ!</w:t>
-      </w:r>
-      <w:r>
-        <w:rPr>
-          <w:lang w:val="ne_NP" w:bidi="ne_NP"/>
-        </w:rPr>
-      </w:r>
-      <w:r>
-        <w:rPr>
-          <w:lang w:val="ne_NP" w:bidi="ne_NP"/>
-        </w:rPr>
-      </w:r>
-    </w:p>
-    <w:p>
-      <w:pPr/>
-      <w:r>
-        <w:rPr>
-          <w:lang w:val="ne_NP" w:bidi="ne_NP"/>
-        </w:rPr>
-      </w:r>
-    </w:p>
-    <w:p>
-      <w:pPr>
-        <w:pStyle w:val="Heading2"/>
-      </w:pPr>
-      <w:r>
-        <w:rPr>
-          <w:lang w:val="ne_NP" w:bidi="ne_NP"/>
-        </w:rPr>
-        <w:t>Zephaniah 2:2</w:t>
-      </w:r>
-      <w:r>
-        <w:rPr>
-          <w:lang w:val="ne_NP" w:bidi="ne_NP"/>
-        </w:rPr>
-      </w:r>
-    </w:p>
-    <w:p>
-      <w:pPr/>
-      <w:r>
-        <w:rPr>
-          <w:lang w:val="ne_NP" w:bidi="ne_NP"/>
-        </w:rPr>
-      </w:r>
-      <w:r>
-        <w:rPr>
-          <w:vertAlign w:val="superscript"/>
-          <w:lang w:val="ne_NP" w:bidi="ne_NP"/>
-        </w:rPr>
-        <w:t>2</w:t>
-      </w:r>
-      <w:r>
-        <w:rPr>
-          <w:lang w:val="ne_NP" w:bidi="ne_NP"/>
-        </w:rPr>
-        <w:t xml:space="preserve"> जारी गरिएको उर्दी जारी हुनुभन्दा अगि, र त्यो दिन हावाले उडाएको भुसझैँ बितेर जानुभन्दा अगि, याहवेहको भयङ्कर क्रोध तिमीहरूमाथि आउनुभन्दा अगि, र याहवेहको क्रोधको दिन तिमीहरूमाथि आइपर्नुभन्दा अगि नै।</w:t>
-      </w:r>
-      <w:r>
-        <w:rPr>
-          <w:lang w:val="ne_NP" w:bidi="ne_NP"/>
-        </w:rPr>
-      </w:r>
-      <w:r>
-        <w:rPr>
-          <w:lang w:val="ne_NP" w:bidi="ne_NP"/>
-        </w:rPr>
-      </w:r>
-    </w:p>
-    <w:p>
-      <w:pPr/>
-      <w:r>
-        <w:rPr>
-          <w:lang w:val="ne_NP" w:bidi="ne_NP"/>
-        </w:rPr>
-      </w:r>
-    </w:p>
-    <w:p>
-      <w:pPr>
-        <w:pStyle w:val="Heading2"/>
-      </w:pPr>
-      <w:r>
-        <w:rPr>
-          <w:lang w:val="ne_NP" w:bidi="ne_NP"/>
-        </w:rPr>
-        <w:t>Zephaniah 2:3</w:t>
-      </w:r>
-      <w:r>
-        <w:rPr>
-          <w:lang w:val="ne_NP" w:bidi="ne_NP"/>
-        </w:rPr>
-      </w:r>
-    </w:p>
-    <w:p>
-      <w:pPr/>
-      <w:r>
-        <w:rPr>
-          <w:lang w:val="ne_NP" w:bidi="ne_NP"/>
-        </w:rPr>
-      </w:r>
-      <w:r>
-        <w:rPr>
-          <w:vertAlign w:val="superscript"/>
-          <w:lang w:val="ne_NP" w:bidi="ne_NP"/>
-        </w:rPr>
-        <w:t>3</w:t>
-      </w:r>
-      <w:r>
-        <w:rPr>
-          <w:lang w:val="ne_NP" w:bidi="ne_NP"/>
-        </w:rPr>
-        <w:t xml:space="preserve"> हे देशका सबै नम्रहरू हो, जसले उहाँका आज्ञाहरू पालन गर्दछौ, तिमीहरूले याहवेहको खोजी गर। धार्मिकता र नम्रताको खोजी गर; सायद याहवेहको क्रोधको दिनमा तिमीहरूले शरण पाउनेछौ।</w:t>
-      </w:r>
-      <w:r>
-        <w:rPr>
-          <w:lang w:val="ne_NP" w:bidi="ne_NP"/>
-        </w:rPr>
-      </w:r>
-      <w:r>
-        <w:rPr>
-          <w:lang w:val="ne_NP" w:bidi="ne_NP"/>
-        </w:rPr>
-      </w:r>
-    </w:p>
-    <w:p>
-      <w:pPr/>
-      <w:r>
-        <w:rPr>
-          <w:lang w:val="ne_NP" w:bidi="ne_NP"/>
-        </w:rPr>
-      </w:r>
-    </w:p>
-    <w:p>
-      <w:pPr>
-        <w:pStyle w:val="Heading2"/>
-      </w:pPr>
-      <w:r>
-        <w:rPr>
-          <w:lang w:val="ne_NP" w:bidi="ne_NP"/>
-        </w:rPr>
-        <w:t>Zephaniah 2:4</w:t>
-      </w:r>
-      <w:r>
-        <w:rPr>
-          <w:lang w:val="ne_NP" w:bidi="ne_NP"/>
-        </w:rPr>
-      </w:r>
-    </w:p>
-    <w:p>
-      <w:pPr/>
-      <w:r>
-        <w:rPr>
-          <w:lang w:val="ne_NP" w:bidi="ne_NP"/>
-        </w:rPr>
-      </w:r>
-      <w:r>
-        <w:rPr>
-          <w:vertAlign w:val="superscript"/>
-          <w:lang w:val="ne_NP" w:bidi="ne_NP"/>
-        </w:rPr>
-        <w:t>4</w:t>
-      </w:r>
-      <w:r>
-        <w:rPr>
-          <w:lang w:val="ne_NP" w:bidi="ne_NP"/>
-        </w:rPr>
-        <w:t xml:space="preserve"> गाजालाई त्यागिनेछ, र अश्कलोनलाई उजाड पारिनेछ। मध्यदिनमा अश्दोदलाई खाली पारिनेछ र एक्रोनचाहिँ जरैदेखि उखेलिनेछ।</w:t>
-      </w:r>
-      <w:r>
-        <w:rPr>
-          <w:lang w:val="ne_NP" w:bidi="ne_NP"/>
-        </w:rPr>
-      </w:r>
-      <w:r>
-        <w:rPr>
-          <w:lang w:val="ne_NP" w:bidi="ne_NP"/>
-        </w:rPr>
-      </w:r>
-    </w:p>
-    <w:p>
-      <w:pPr/>
-      <w:r>
-        <w:rPr>
-          <w:lang w:val="ne_NP" w:bidi="ne_NP"/>
-        </w:rPr>
-      </w:r>
-    </w:p>
-    <w:p>
-      <w:pPr>
-        <w:pStyle w:val="Heading2"/>
-      </w:pPr>
-      <w:r>
-        <w:rPr>
-          <w:lang w:val="ne_NP" w:bidi="ne_NP"/>
-        </w:rPr>
-        <w:t>Zephaniah 2:5</w:t>
-      </w:r>
-      <w:r>
-        <w:rPr>
-          <w:lang w:val="ne_NP" w:bidi="ne_NP"/>
-        </w:rPr>
-      </w:r>
-    </w:p>
-    <w:p>
-      <w:pPr/>
-      <w:r>
-        <w:rPr>
-          <w:lang w:val="ne_NP" w:bidi="ne_NP"/>
-        </w:rPr>
-      </w:r>
-      <w:r>
-        <w:rPr>
-          <w:vertAlign w:val="superscript"/>
-          <w:lang w:val="ne_NP" w:bidi="ne_NP"/>
-        </w:rPr>
-        <w:t>5</w:t>
-      </w:r>
-      <w:r>
-        <w:rPr>
-          <w:lang w:val="ne_NP" w:bidi="ne_NP"/>
-        </w:rPr>
-        <w:t xml:space="preserve"> समुद्रका छेउमा बसोबास गर्ने, हे करेतीहरू हो, तिमीहरूलाई धिक्‍कार छ; हे पलिश्तीहरूको देश, कनान, याहवेहका यी वचन तिमीहरूका विरुद्ध छ, उहाँले भन्‍नुहुन्छ, “म तँलाई नाश पार्नेछु, कोही पनि जीवित छोडिनेछैन।”</w:t>
-      </w:r>
-      <w:r>
-        <w:rPr>
-          <w:lang w:val="ne_NP" w:bidi="ne_NP"/>
-        </w:rPr>
-      </w:r>
-      <w:r>
-        <w:rPr>
-          <w:lang w:val="ne_NP" w:bidi="ne_NP"/>
-        </w:rPr>
-      </w:r>
-    </w:p>
-    <w:p>
-      <w:pPr/>
-      <w:r>
-        <w:rPr>
-          <w:lang w:val="ne_NP" w:bidi="ne_NP"/>
-        </w:rPr>
-      </w:r>
-    </w:p>
-    <w:p>
-      <w:pPr>
-        <w:pStyle w:val="Heading2"/>
-      </w:pPr>
-      <w:r>
-        <w:rPr>
-          <w:lang w:val="ne_NP" w:bidi="ne_NP"/>
-        </w:rPr>
-        <w:t>Zephaniah 2:6</w:t>
-      </w:r>
-      <w:r>
-        <w:rPr>
-          <w:lang w:val="ne_NP" w:bidi="ne_NP"/>
-        </w:rPr>
-      </w:r>
-    </w:p>
-    <w:p>
-      <w:pPr/>
-      <w:r>
-        <w:rPr>
-          <w:lang w:val="ne_NP" w:bidi="ne_NP"/>
-        </w:rPr>
-      </w:r>
-      <w:r>
-        <w:rPr>
-          <w:vertAlign w:val="superscript"/>
-          <w:lang w:val="ne_NP" w:bidi="ne_NP"/>
-        </w:rPr>
-        <w:t>6</w:t>
-      </w:r>
-      <w:r>
-        <w:rPr>
-          <w:lang w:val="ne_NP" w:bidi="ne_NP"/>
-        </w:rPr>
-        <w:t xml:space="preserve"> समुद्री किनारको देशचाहिँ खर्क हुनेछ, जहाँ गोठालाहरूका निम्ति इनार हुनेछ र भेडाहरूका निम्ति गोठ हुनेछ।</w:t>
-      </w:r>
-      <w:r>
-        <w:rPr>
-          <w:lang w:val="ne_NP" w:bidi="ne_NP"/>
-        </w:rPr>
-      </w:r>
-      <w:r>
-        <w:rPr>
-          <w:lang w:val="ne_NP" w:bidi="ne_NP"/>
-        </w:rPr>
-      </w:r>
-    </w:p>
-    <w:p>
-      <w:pPr/>
-      <w:r>
-        <w:rPr>
-          <w:lang w:val="ne_NP" w:bidi="ne_NP"/>
-        </w:rPr>
-      </w:r>
-    </w:p>
-    <w:p>
-      <w:pPr>
-        <w:pStyle w:val="Heading2"/>
-      </w:pPr>
-      <w:r>
-        <w:rPr>
-          <w:lang w:val="ne_NP" w:bidi="ne_NP"/>
-        </w:rPr>
-        <w:t>Zephaniah 2:7</w:t>
-      </w:r>
-      <w:r>
-        <w:rPr>
-          <w:lang w:val="ne_NP" w:bidi="ne_NP"/>
-        </w:rPr>
-      </w:r>
-    </w:p>
-    <w:p>
-      <w:pPr/>
-      <w:r>
-        <w:rPr>
-          <w:lang w:val="ne_NP" w:bidi="ne_NP"/>
-        </w:rPr>
-      </w:r>
-      <w:r>
-        <w:rPr>
-          <w:vertAlign w:val="superscript"/>
-          <w:lang w:val="ne_NP" w:bidi="ne_NP"/>
-        </w:rPr>
-        <w:t>7</w:t>
-      </w:r>
-      <w:r>
-        <w:rPr>
-          <w:lang w:val="ne_NP" w:bidi="ne_NP"/>
-        </w:rPr>
-        <w:t xml:space="preserve"> त्यो समुद्री किनारको भूमि यहूदाका बाँकी रहेकाहरूका निम्ति हुनेछ; त्यहाँ तिनीहरूले हरियो खर्क भेट्टाउनेछन्। राति तिनीहरू अश्कलोनका घरहरूमा सुत्नेछन्। याहवेह, तिनीहरूका परमेश्‍वरले तिनीहरूको हेरचाह गर्नुहुनेछ; उहाँले तिनीहरूका सुदिन फर्काएर ल्याउनुहुनेछ।</w:t>
-      </w:r>
-      <w:r>
-        <w:rPr>
-          <w:lang w:val="ne_NP" w:bidi="ne_NP"/>
-        </w:rPr>
-      </w:r>
-      <w:r>
-        <w:rPr>
-          <w:lang w:val="ne_NP" w:bidi="ne_NP"/>
-        </w:rPr>
-      </w:r>
-    </w:p>
-    <w:p>
-      <w:pPr/>
-      <w:r>
-        <w:rPr>
-          <w:lang w:val="ne_NP" w:bidi="ne_NP"/>
-        </w:rPr>
-      </w:r>
-    </w:p>
-    <w:p>
-      <w:pPr>
-        <w:pStyle w:val="Heading2"/>
-      </w:pPr>
-      <w:r>
-        <w:rPr>
-          <w:lang w:val="ne_NP" w:bidi="ne_NP"/>
-        </w:rPr>
-        <w:t>Zephaniah 2:8</w:t>
-      </w:r>
-      <w:r>
-        <w:rPr>
-          <w:lang w:val="ne_NP" w:bidi="ne_NP"/>
-        </w:rPr>
-      </w:r>
-    </w:p>
-    <w:p>
-      <w:pPr/>
-      <w:r>
-        <w:rPr>
-          <w:lang w:val="ne_NP" w:bidi="ne_NP"/>
-        </w:rPr>
-      </w:r>
-      <w:r>
-        <w:rPr>
-          <w:vertAlign w:val="superscript"/>
-          <w:lang w:val="ne_NP" w:bidi="ne_NP"/>
-        </w:rPr>
-        <w:t>8</w:t>
-      </w:r>
-      <w:r>
-        <w:rPr>
-          <w:lang w:val="ne_NP" w:bidi="ne_NP"/>
-        </w:rPr>
-        <w:t xml:space="preserve"> “मैले मोआबले गरेको अपमान र अम्मोनीहरूले गरेको निन्दा सुनेको छु, जसले मेरा मानिसहरूलाई अपमान गरेका छन्, र तिनीहरूको देशको विरुद्धमा धम्की दिएका छन्।</w:t>
-      </w:r>
-      <w:r>
-        <w:rPr>
-          <w:lang w:val="ne_NP" w:bidi="ne_NP"/>
-        </w:rPr>
-      </w:r>
-      <w:r>
-        <w:rPr>
-          <w:lang w:val="ne_NP" w:bidi="ne_NP"/>
-        </w:rPr>
-      </w:r>
-    </w:p>
-    <w:p>
-      <w:pPr/>
-      <w:r>
-        <w:rPr>
-          <w:lang w:val="ne_NP" w:bidi="ne_NP"/>
-        </w:rPr>
-      </w:r>
-    </w:p>
-    <w:p>
-      <w:pPr>
-        <w:pStyle w:val="Heading2"/>
-      </w:pPr>
-      <w:r>
-        <w:rPr>
-          <w:lang w:val="ne_NP" w:bidi="ne_NP"/>
-        </w:rPr>
-        <w:t>Zephaniah 2:9</w:t>
-      </w:r>
-      <w:r>
-        <w:rPr>
-          <w:lang w:val="ne_NP" w:bidi="ne_NP"/>
-        </w:rPr>
-      </w:r>
-    </w:p>
-    <w:p>
-      <w:pPr/>
-      <w:r>
-        <w:rPr>
-          <w:lang w:val="ne_NP" w:bidi="ne_NP"/>
-        </w:rPr>
-      </w:r>
-      <w:r>
-        <w:rPr>
-          <w:vertAlign w:val="superscript"/>
-          <w:lang w:val="ne_NP" w:bidi="ne_NP"/>
-        </w:rPr>
-        <w:t>9</w:t>
-      </w:r>
-      <w:r>
-        <w:rPr>
-          <w:lang w:val="ne_NP" w:bidi="ne_NP"/>
-        </w:rPr>
-        <w:t xml:space="preserve"> यसकारण म जीवित भएझैँ,” सेनाहरूका याहवेह, इस्राएलका परमेश्‍वर घोषणा गर्नुहुन्छ, “निश्‍चय नै मोआब सदोमजस्तै र अम्मोनीहरू गमोराजस्तै हुनेछन्; सामा र नुनका खाडलैखाडल भएको ठाउँ, र सधैँका निम्ति रुखो जमिन हुनेछन्। मेरा बाँकी रहेका मानिसहरूले तिनीहरूलाई लुट्नेछन्; मेरा राष्ट्रमा जीवित रहेकाहरूले तिनीहरूको देश अधिकार गर्नेछन्।”</w:t>
-      </w:r>
-      <w:r>
-        <w:rPr>
-          <w:lang w:val="ne_NP" w:bidi="ne_NP"/>
-        </w:rPr>
-      </w:r>
-      <w:r>
-        <w:rPr>
-          <w:lang w:val="ne_NP" w:bidi="ne_NP"/>
-        </w:rPr>
-      </w:r>
-    </w:p>
-    <w:p>
-      <w:pPr/>
-      <w:r>
-        <w:rPr>
-          <w:lang w:val="ne_NP" w:bidi="ne_NP"/>
-        </w:rPr>
-      </w:r>
-    </w:p>
-    <w:p>
-      <w:pPr>
-        <w:pStyle w:val="Heading2"/>
-      </w:pPr>
-      <w:r>
-        <w:rPr>
-          <w:lang w:val="ne_NP" w:bidi="ne_NP"/>
-        </w:rPr>
-        <w:t>Zephaniah 2:10</w:t>
-      </w:r>
-      <w:r>
-        <w:rPr>
-          <w:lang w:val="ne_NP" w:bidi="ne_NP"/>
-        </w:rPr>
-      </w:r>
-    </w:p>
-    <w:p>
-      <w:pPr/>
-      <w:r>
-        <w:rPr>
-          <w:lang w:val="ne_NP" w:bidi="ne_NP"/>
-        </w:rPr>
-      </w:r>
-      <w:r>
-        <w:rPr>
-          <w:vertAlign w:val="superscript"/>
-          <w:lang w:val="ne_NP" w:bidi="ne_NP"/>
-        </w:rPr>
-        <w:t>10</w:t>
-      </w:r>
-      <w:r>
-        <w:rPr>
-          <w:lang w:val="ne_NP" w:bidi="ne_NP"/>
-        </w:rPr>
-        <w:t xml:space="preserve"> तिनीहरूको घमण्ड र सेनाहरूका याहवेहका मानिसहरूलाई गरेको अपमान र खिसीको सट्टामा तिनीहरूले यही कुरा फिर्ता पाउनेछन्।</w:t>
-      </w:r>
-      <w:r>
-        <w:rPr>
-          <w:lang w:val="ne_NP" w:bidi="ne_NP"/>
-        </w:rPr>
-      </w:r>
-      <w:r>
-        <w:rPr>
-          <w:lang w:val="ne_NP" w:bidi="ne_NP"/>
-        </w:rPr>
-      </w:r>
-    </w:p>
-    <w:p>
-      <w:pPr/>
-      <w:r>
-        <w:rPr>
-          <w:lang w:val="ne_NP" w:bidi="ne_NP"/>
-        </w:rPr>
-      </w:r>
-    </w:p>
-    <w:p>
-      <w:pPr>
-        <w:pStyle w:val="Heading2"/>
-      </w:pPr>
-      <w:r>
-        <w:rPr>
-          <w:lang w:val="ne_NP" w:bidi="ne_NP"/>
-        </w:rPr>
-        <w:t>Zephaniah 2:11</w:t>
-      </w:r>
-      <w:r>
-        <w:rPr>
-          <w:lang w:val="ne_NP" w:bidi="ne_NP"/>
-        </w:rPr>
-      </w:r>
-    </w:p>
-    <w:p>
-      <w:pPr/>
-      <w:r>
-        <w:rPr>
-          <w:lang w:val="ne_NP" w:bidi="ne_NP"/>
-        </w:rPr>
-      </w:r>
-      <w:r>
-        <w:rPr>
-          <w:vertAlign w:val="superscript"/>
-          <w:lang w:val="ne_NP" w:bidi="ne_NP"/>
-        </w:rPr>
-        <w:t>11</w:t>
-      </w:r>
-      <w:r>
-        <w:rPr>
-          <w:lang w:val="ne_NP" w:bidi="ne_NP"/>
-        </w:rPr>
-        <w:t xml:space="preserve"> याहवेह तिनीहरूका निम्ति डरलाग्दो हुनुहुनेछ, जब उहाँले पृथ्वीका सबै देवताहरूलाई नष्‍ट गर्नुहुन्छ। उहाँलाई टाढाका राष्ट्रहरूले आ-आफ्नो भूमिबाट दण्डवत् गर्नेछन्।</w:t>
-      </w:r>
-      <w:r>
-        <w:rPr>
-          <w:lang w:val="ne_NP" w:bidi="ne_NP"/>
-        </w:rPr>
-      </w:r>
-      <w:r>
-        <w:rPr>
-          <w:lang w:val="ne_NP" w:bidi="ne_NP"/>
-        </w:rPr>
-      </w:r>
-    </w:p>
-    <w:p>
-      <w:pPr/>
-      <w:r>
-        <w:rPr>
-          <w:lang w:val="ne_NP" w:bidi="ne_NP"/>
-        </w:rPr>
-      </w:r>
-    </w:p>
-    <w:p>
-      <w:pPr>
-        <w:pStyle w:val="Heading2"/>
-      </w:pPr>
-      <w:r>
-        <w:rPr>
-          <w:lang w:val="ne_NP" w:bidi="ne_NP"/>
-        </w:rPr>
-        <w:t>Zephaniah 2:12</w:t>
-      </w:r>
-      <w:r>
-        <w:rPr>
-          <w:lang w:val="ne_NP" w:bidi="ne_NP"/>
-        </w:rPr>
-      </w:r>
-    </w:p>
-    <w:p>
-      <w:pPr/>
-      <w:r>
-        <w:rPr>
-          <w:lang w:val="ne_NP" w:bidi="ne_NP"/>
-        </w:rPr>
-      </w:r>
-      <w:r>
-        <w:rPr>
-          <w:vertAlign w:val="superscript"/>
-          <w:lang w:val="ne_NP" w:bidi="ne_NP"/>
-        </w:rPr>
-        <w:t>12</w:t>
-      </w:r>
-      <w:r>
-        <w:rPr>
-          <w:lang w:val="ne_NP" w:bidi="ne_NP"/>
-        </w:rPr>
-        <w:t xml:space="preserve"> “हे कूशका मानिसहरू हो, तिमीहरू पनि मेरो तरवारले काटिनेछौ।”</w:t>
-      </w:r>
-      <w:r>
-        <w:rPr>
-          <w:lang w:val="ne_NP" w:bidi="ne_NP"/>
-        </w:rPr>
-      </w:r>
-      <w:r>
-        <w:rPr>
-          <w:lang w:val="ne_NP" w:bidi="ne_NP"/>
-        </w:rPr>
-      </w:r>
-    </w:p>
-    <w:p>
-      <w:pPr/>
-      <w:r>
-        <w:rPr>
-          <w:lang w:val="ne_NP" w:bidi="ne_NP"/>
-        </w:rPr>
-      </w:r>
-    </w:p>
-    <w:p>
-      <w:pPr>
-        <w:pStyle w:val="Heading2"/>
-      </w:pPr>
-      <w:r>
-        <w:rPr>
-          <w:lang w:val="ne_NP" w:bidi="ne_NP"/>
-        </w:rPr>
-        <w:t>Zephaniah 2:13</w:t>
-      </w:r>
-      <w:r>
-        <w:rPr>
-          <w:lang w:val="ne_NP" w:bidi="ne_NP"/>
-        </w:rPr>
-      </w:r>
-    </w:p>
-    <w:p>
-      <w:pPr/>
-      <w:r>
-        <w:rPr>
-          <w:lang w:val="ne_NP" w:bidi="ne_NP"/>
-        </w:rPr>
-      </w:r>
-      <w:r>
-        <w:rPr>
-          <w:vertAlign w:val="superscript"/>
-          <w:lang w:val="ne_NP" w:bidi="ne_NP"/>
-        </w:rPr>
-        <w:t>13</w:t>
-      </w:r>
-      <w:r>
-        <w:rPr>
-          <w:lang w:val="ne_NP" w:bidi="ne_NP"/>
-        </w:rPr>
-        <w:t xml:space="preserve"> उहाँले उत्तरको विरुद्धमा आफ्ना हात पसार्नुहुन्छ, र अश्शूरलाई नाश गर्नुहुनेछ; अनि निनवेलाई पूरै उजाड र मरुभूमिझैँ सुक्खा पारेर छोडिदिनुहुनेछ।</w:t>
-      </w:r>
-      <w:r>
-        <w:rPr>
-          <w:lang w:val="ne_NP" w:bidi="ne_NP"/>
-        </w:rPr>
-      </w:r>
-      <w:r>
-        <w:rPr>
-          <w:lang w:val="ne_NP" w:bidi="ne_NP"/>
-        </w:rPr>
-      </w:r>
-    </w:p>
-    <w:p>
-      <w:pPr/>
-      <w:r>
-        <w:rPr>
-          <w:lang w:val="ne_NP" w:bidi="ne_NP"/>
-        </w:rPr>
-      </w:r>
-    </w:p>
-    <w:p>
-      <w:pPr>
-        <w:pStyle w:val="Heading2"/>
-      </w:pPr>
-      <w:r>
-        <w:rPr>
-          <w:lang w:val="ne_NP" w:bidi="ne_NP"/>
-        </w:rPr>
-        <w:t>Zephaniah 2:14</w:t>
-      </w:r>
-      <w:r>
-        <w:rPr>
-          <w:lang w:val="ne_NP" w:bidi="ne_NP"/>
-        </w:rPr>
-      </w:r>
-    </w:p>
-    <w:p>
-      <w:pPr/>
-      <w:r>
-        <w:rPr>
-          <w:lang w:val="ne_NP" w:bidi="ne_NP"/>
-        </w:rPr>
-      </w:r>
-      <w:r>
-        <w:rPr>
-          <w:vertAlign w:val="superscript"/>
-          <w:lang w:val="ne_NP" w:bidi="ne_NP"/>
-        </w:rPr>
-        <w:t>14</w:t>
-      </w:r>
-      <w:r>
-        <w:rPr>
-          <w:lang w:val="ne_NP" w:bidi="ne_NP"/>
-        </w:rPr>
-        <w:t xml:space="preserve"> त्यहाँ सबै किसिमका जीवजन्तुका बथान र बगालले आराम गर्नेछन्; मरुभूमिको उल्‍लु र कराउने उल्‍लुहरूले त्यसको रूखका प्वालहरूमा बसोबास गर्नेछन्। झ्यालहरूबाट ती उल्‍लुहरूले कराएको आवाज प्रतिध्वनित हुनेछन्; ढोकाहरू ढुङ्गाका थुप्राहरूले भरिनेछन्, र देवदारुका चौकसहरू उदाङ्गिनेछन्।</w:t>
-      </w:r>
-      <w:r>
-        <w:rPr>
-          <w:lang w:val="ne_NP" w:bidi="ne_NP"/>
-        </w:rPr>
-      </w:r>
-      <w:r>
-        <w:rPr>
-          <w:lang w:val="ne_NP" w:bidi="ne_NP"/>
-        </w:rPr>
-      </w:r>
-    </w:p>
-    <w:p>
-      <w:pPr/>
-      <w:r>
-        <w:rPr>
-          <w:lang w:val="ne_NP" w:bidi="ne_NP"/>
-        </w:rPr>
-      </w:r>
-    </w:p>
-    <w:p>
-      <w:pPr>
-        <w:pStyle w:val="Heading2"/>
-      </w:pPr>
-      <w:r>
-        <w:rPr>
-          <w:lang w:val="ne_NP" w:bidi="ne_NP"/>
-        </w:rPr>
-        <w:t>Zephaniah 2:15</w:t>
-      </w:r>
-      <w:r>
-        <w:rPr>
-          <w:lang w:val="ne_NP" w:bidi="ne_NP"/>
-        </w:rPr>
-      </w:r>
-    </w:p>
-    <w:p>
-      <w:pPr/>
-      <w:r>
-        <w:rPr>
-          <w:lang w:val="ne_NP" w:bidi="ne_NP"/>
-        </w:rPr>
-      </w:r>
-      <w:r>
-        <w:rPr>
-          <w:vertAlign w:val="superscript"/>
-          <w:lang w:val="ne_NP" w:bidi="ne_NP"/>
-        </w:rPr>
-        <w:t>15</w:t>
-      </w:r>
-      <w:r>
-        <w:rPr>
-          <w:lang w:val="ne_NP" w:bidi="ne_NP"/>
-        </w:rPr>
-        <w:t xml:space="preserve"> यो त्यही घमण्डी सहर हो, जुन सुरक्षितसाथ निर्धक्‍क बस्दथ्यो। त्यसले आफूलाई भनेकी थिई, “म नै हुँ, र मबाहेक अरू कोही छैन!” अहिले त्यसको कस्तो विनाश भएको छ! त्यो जङ्गली जनावरहरूका निम्ति गुफा भएकी छ! त्यहाँबाट भएर जानेहरू सबैले त्यसलाई आफ्नो मुक्‍का देखाएर खिसी गर्नेछन्।</w:t>
-      </w:r>
-      <w:r>
-        <w:rPr>
-          <w:lang w:val="ne_NP" w:bidi="ne_NP"/>
-        </w:rPr>
-      </w:r>
-      <w:r>
-        <w:rPr>
-          <w:lang w:val="ne_NP" w:bidi="ne_NP"/>
-        </w:rPr>
-      </w:r>
-    </w:p>
-    <w:p>
-      <w:pPr/>
-      <w:r>
-        <w:rPr>
-          <w:lang w:val="ne_NP" w:bidi="ne_NP"/>
-        </w:rPr>
-      </w:r>
-    </w:p>
-    <w:p>
-      <w:pPr>
-        <w:pStyle w:val="Heading2"/>
-      </w:pPr>
-      <w:r>
-        <w:rPr>
-          <w:lang w:val="ne_NP" w:bidi="ne_NP"/>
-        </w:rPr>
-        <w:t>Zephaniah 3:1</w:t>
-      </w:r>
-      <w:r>
-        <w:rPr>
-          <w:lang w:val="ne_NP" w:bidi="ne_NP"/>
-        </w:rPr>
-      </w:r>
-    </w:p>
-    <w:p>
-      <w:pPr/>
-      <w:r>
-        <w:rPr>
-          <w:lang w:val="ne_NP" w:bidi="ne_NP"/>
-        </w:rPr>
-      </w:r>
-      <w:r>
-        <w:rPr>
-          <w:vertAlign w:val="superscript"/>
-          <w:lang w:val="ne_NP" w:bidi="ne_NP"/>
-        </w:rPr>
-        <w:t>1</w:t>
-      </w:r>
-      <w:r>
-        <w:rPr>
-          <w:lang w:val="ne_NP" w:bidi="ne_NP"/>
-        </w:rPr>
-        <w:t xml:space="preserve"> धिक्‍कार छ, त्यस अत्याचारी सहरलाई, जो विद्रोही र अशुद्ध छे!</w:t>
-      </w:r>
-      <w:r>
-        <w:rPr>
-          <w:lang w:val="ne_NP" w:bidi="ne_NP"/>
-        </w:rPr>
-      </w:r>
-      <w:r>
-        <w:rPr>
-          <w:lang w:val="ne_NP" w:bidi="ne_NP"/>
-        </w:rPr>
-      </w:r>
-    </w:p>
-    <w:p>
-      <w:pPr/>
-      <w:r>
-        <w:rPr>
-          <w:lang w:val="ne_NP" w:bidi="ne_NP"/>
-        </w:rPr>
-      </w:r>
-    </w:p>
-    <w:p>
-      <w:pPr>
-        <w:pStyle w:val="Heading2"/>
-      </w:pPr>
-      <w:r>
-        <w:rPr>
-          <w:lang w:val="ne_NP" w:bidi="ne_NP"/>
-        </w:rPr>
-        <w:t>Zephaniah 3:2</w:t>
-      </w:r>
-      <w:r>
-        <w:rPr>
-          <w:lang w:val="ne_NP" w:bidi="ne_NP"/>
-        </w:rPr>
-      </w:r>
-    </w:p>
-    <w:p>
-      <w:pPr/>
-      <w:r>
-        <w:rPr>
-          <w:lang w:val="ne_NP" w:bidi="ne_NP"/>
-        </w:rPr>
-      </w:r>
-      <w:r>
-        <w:rPr>
-          <w:vertAlign w:val="superscript"/>
-          <w:lang w:val="ne_NP" w:bidi="ne_NP"/>
-        </w:rPr>
-        <w:t>2</w:t>
-      </w:r>
-      <w:r>
-        <w:rPr>
-          <w:lang w:val="ne_NP" w:bidi="ne_NP"/>
-        </w:rPr>
-        <w:t xml:space="preserve"> त्यसले कसैको कुरा पनि मानिन; त्यसले अनुशासनलाई स्वीकार गर्दिन। त्यसले याहवेहमाथि भरोसा राख्दिन; अनि त्यो आफ्नो परमेश्‍वरको नजिकमा आउँदिन।</w:t>
-      </w:r>
-      <w:r>
-        <w:rPr>
-          <w:lang w:val="ne_NP" w:bidi="ne_NP"/>
-        </w:rPr>
-      </w:r>
-      <w:r>
-        <w:rPr>
-          <w:lang w:val="ne_NP" w:bidi="ne_NP"/>
-        </w:rPr>
-      </w:r>
-    </w:p>
-    <w:p>
-      <w:pPr/>
-      <w:r>
-        <w:rPr>
-          <w:lang w:val="ne_NP" w:bidi="ne_NP"/>
-        </w:rPr>
-      </w:r>
-    </w:p>
-    <w:p>
-      <w:pPr>
-        <w:pStyle w:val="Heading2"/>
-      </w:pPr>
-      <w:r>
-        <w:rPr>
-          <w:lang w:val="ne_NP" w:bidi="ne_NP"/>
-        </w:rPr>
-        <w:t>Zephaniah 3:3</w:t>
-      </w:r>
-      <w:r>
-        <w:rPr>
-          <w:lang w:val="ne_NP" w:bidi="ne_NP"/>
-        </w:rPr>
-      </w:r>
-    </w:p>
-    <w:p>
-      <w:pPr/>
-      <w:r>
-        <w:rPr>
-          <w:lang w:val="ne_NP" w:bidi="ne_NP"/>
-        </w:rPr>
-      </w:r>
-      <w:r>
-        <w:rPr>
-          <w:vertAlign w:val="superscript"/>
-          <w:lang w:val="ne_NP" w:bidi="ne_NP"/>
-        </w:rPr>
-        <w:t>3</w:t>
-      </w:r>
-      <w:r>
-        <w:rPr>
-          <w:lang w:val="ne_NP" w:bidi="ne_NP"/>
-        </w:rPr>
-        <w:t xml:space="preserve"> त्यसका अधिकारीहरू भोकाएका गर्जने सिंहहरूजस्ता छन्; अनि त्यसका शासकहरूचाहिँ साँझका ब्वाँसाहरूजस्ता हुन्, जसले बिहानको निम्ति हड्डीसम्म बाँकी राख्दैनन्।</w:t>
-      </w:r>
-      <w:r>
-        <w:rPr>
-          <w:lang w:val="ne_NP" w:bidi="ne_NP"/>
-        </w:rPr>
-      </w:r>
-      <w:r>
-        <w:rPr>
-          <w:lang w:val="ne_NP" w:bidi="ne_NP"/>
-        </w:rPr>
-      </w:r>
-    </w:p>
-    <w:p>
-      <w:pPr/>
-      <w:r>
-        <w:rPr>
-          <w:lang w:val="ne_NP" w:bidi="ne_NP"/>
-        </w:rPr>
-      </w:r>
-    </w:p>
-    <w:p>
-      <w:pPr>
-        <w:pStyle w:val="Heading2"/>
-      </w:pPr>
-      <w:r>
-        <w:rPr>
-          <w:lang w:val="ne_NP" w:bidi="ne_NP"/>
-        </w:rPr>
-        <w:t>Zephaniah 3:4</w:t>
-      </w:r>
-      <w:r>
-        <w:rPr>
-          <w:lang w:val="ne_NP" w:bidi="ne_NP"/>
-        </w:rPr>
-      </w:r>
-    </w:p>
-    <w:p>
-      <w:pPr/>
-      <w:r>
-        <w:rPr>
-          <w:lang w:val="ne_NP" w:bidi="ne_NP"/>
-        </w:rPr>
-      </w:r>
-      <w:r>
-        <w:rPr>
-          <w:vertAlign w:val="superscript"/>
-          <w:lang w:val="ne_NP" w:bidi="ne_NP"/>
-        </w:rPr>
-        <w:t>4</w:t>
-      </w:r>
-      <w:r>
-        <w:rPr>
-          <w:lang w:val="ne_NP" w:bidi="ne_NP"/>
-        </w:rPr>
-        <w:t xml:space="preserve"> त्यसका अगमवक्ताहरू झूटा र अहङ्कारी छन्; तिनीहरू विश्‍वासघाती मानिसहरू हुन्। त्यसका पुजारीहरूले पवित्रस्थानलाई अपवित्र पार्दछन्, र परमेश्‍वरको नियमलाई तोड्दछन्।</w:t>
-      </w:r>
-      <w:r>
-        <w:rPr>
-          <w:lang w:val="ne_NP" w:bidi="ne_NP"/>
-        </w:rPr>
-      </w:r>
-      <w:r>
-        <w:rPr>
-          <w:lang w:val="ne_NP" w:bidi="ne_NP"/>
-        </w:rPr>
-      </w:r>
-    </w:p>
-    <w:p>
-      <w:pPr/>
-      <w:r>
-        <w:rPr>
-          <w:lang w:val="ne_NP" w:bidi="ne_NP"/>
-        </w:rPr>
-      </w:r>
-    </w:p>
-    <w:p>
-      <w:pPr>
-        <w:pStyle w:val="Heading2"/>
-      </w:pPr>
-      <w:r>
-        <w:rPr>
-          <w:lang w:val="ne_NP" w:bidi="ne_NP"/>
-        </w:rPr>
-        <w:t>Zephaniah 3:5</w:t>
-      </w:r>
-      <w:r>
-        <w:rPr>
-          <w:lang w:val="ne_NP" w:bidi="ne_NP"/>
-        </w:rPr>
-      </w:r>
-    </w:p>
-    <w:p>
-      <w:pPr/>
-      <w:r>
-        <w:rPr>
-          <w:lang w:val="ne_NP" w:bidi="ne_NP"/>
-        </w:rPr>
-      </w:r>
-      <w:r>
-        <w:rPr>
-          <w:vertAlign w:val="superscript"/>
-          <w:lang w:val="ne_NP" w:bidi="ne_NP"/>
-        </w:rPr>
-        <w:t>5</w:t>
-      </w:r>
-      <w:r>
-        <w:rPr>
-          <w:lang w:val="ne_NP" w:bidi="ne_NP"/>
-        </w:rPr>
-        <w:t xml:space="preserve"> त्यसको बीचमा रहनुहुने याहवेह धर्मी हुनुहुन्छ; उहाँले कहिल्यै खराबी गर्नुहुन्‍न। बिहानैपिच्छे उहाँले आफ्नो न्याय प्रकट गर्नुहुन्छ; अनि हरेक नयाँ दिन उहाँ चुक्नुहुन्‍न, तर पनि अधर्मीले लज्जित हुन जान्दैन।</w:t>
-      </w:r>
-      <w:r>
-        <w:rPr>
-          <w:lang w:val="ne_NP" w:bidi="ne_NP"/>
-        </w:rPr>
-      </w:r>
-      <w:r>
-        <w:rPr>
-          <w:lang w:val="ne_NP" w:bidi="ne_NP"/>
-        </w:rPr>
-      </w:r>
-    </w:p>
-    <w:p>
-      <w:pPr/>
-      <w:r>
-        <w:rPr>
-          <w:lang w:val="ne_NP" w:bidi="ne_NP"/>
-        </w:rPr>
-      </w:r>
-    </w:p>
-    <w:p>
-      <w:pPr>
-        <w:pStyle w:val="Heading2"/>
-      </w:pPr>
-      <w:r>
-        <w:rPr>
-          <w:lang w:val="ne_NP" w:bidi="ne_NP"/>
-        </w:rPr>
-        <w:t>Zephaniah 3:6</w:t>
-      </w:r>
-      <w:r>
-        <w:rPr>
-          <w:lang w:val="ne_NP" w:bidi="ne_NP"/>
-        </w:rPr>
-      </w:r>
-    </w:p>
-    <w:p>
-      <w:pPr/>
-      <w:r>
-        <w:rPr>
-          <w:lang w:val="ne_NP" w:bidi="ne_NP"/>
-        </w:rPr>
-      </w:r>
-      <w:r>
-        <w:rPr>
-          <w:vertAlign w:val="superscript"/>
-          <w:lang w:val="ne_NP" w:bidi="ne_NP"/>
-        </w:rPr>
-        <w:t>6</w:t>
-      </w:r>
-      <w:r>
-        <w:rPr>
-          <w:lang w:val="ne_NP" w:bidi="ne_NP"/>
-        </w:rPr>
-        <w:t xml:space="preserve"> “मैले राष्ट्रहरूलाई नाश गरेको छु; तिनीहरूका बलिया किल्‍लाहरू ध्वस्त भएका छन्। त्यस सहरबाट भएर कोही हिँड्दैन; मैले तिनीहरूका सडकहरूलाई उजाड पारेको छु; तिनीहरूका सहरहरू बिरानो भएका छन्; ती उजाड र खाली भएका छन्।</w:t>
-      </w:r>
-      <w:r>
-        <w:rPr>
-          <w:lang w:val="ne_NP" w:bidi="ne_NP"/>
-        </w:rPr>
-      </w:r>
-      <w:r>
-        <w:rPr>
-          <w:lang w:val="ne_NP" w:bidi="ne_NP"/>
-        </w:rPr>
-      </w:r>
-    </w:p>
-    <w:p>
-      <w:pPr/>
-      <w:r>
-        <w:rPr>
-          <w:lang w:val="ne_NP" w:bidi="ne_NP"/>
-        </w:rPr>
-      </w:r>
-    </w:p>
-    <w:p>
-      <w:pPr>
-        <w:pStyle w:val="Heading2"/>
-      </w:pPr>
-      <w:r>
-        <w:rPr>
-          <w:lang w:val="ne_NP" w:bidi="ne_NP"/>
-        </w:rPr>
-        <w:t>Zephaniah 3:7</w:t>
-      </w:r>
-      <w:r>
-        <w:rPr>
-          <w:lang w:val="ne_NP" w:bidi="ne_NP"/>
-        </w:rPr>
-      </w:r>
-    </w:p>
-    <w:p>
-      <w:pPr/>
-      <w:r>
-        <w:rPr>
-          <w:lang w:val="ne_NP" w:bidi="ne_NP"/>
-        </w:rPr>
-      </w:r>
-      <w:r>
-        <w:rPr>
-          <w:vertAlign w:val="superscript"/>
-          <w:lang w:val="ne_NP" w:bidi="ne_NP"/>
-        </w:rPr>
-        <w:t>7</w:t>
-      </w:r>
-      <w:r>
-        <w:rPr>
-          <w:lang w:val="ne_NP" w:bidi="ne_NP"/>
-        </w:rPr>
-        <w:t xml:space="preserve"> मैले यरूशलेम सहरको बारेमा भनेँ, ‘निश्‍चय नै तैँले मेरो भय मान्‍नेछस्, र मेरो सुधारको अनुशासन ग्रहण गर्नेछस्!’ तब त्यसको शरणस्थानलाई नाश पारिनेछैन, न त मेरा सबै तोकिएका दण्डहरू त्यसमाथि पर्नेछन्। तर तिनीहरू आफूले गर्ने सबै कामहरूमा झन् भ्रष्‍टतापूर्वक उत्सुक थिए।”</w:t>
-      </w:r>
-      <w:r>
-        <w:rPr>
-          <w:lang w:val="ne_NP" w:bidi="ne_NP"/>
-        </w:rPr>
-      </w:r>
-      <w:r>
-        <w:rPr>
-          <w:lang w:val="ne_NP" w:bidi="ne_NP"/>
-        </w:rPr>
-      </w:r>
-    </w:p>
-    <w:p>
-      <w:pPr/>
-      <w:r>
-        <w:rPr>
-          <w:lang w:val="ne_NP" w:bidi="ne_NP"/>
-        </w:rPr>
-      </w:r>
-    </w:p>
-    <w:p>
-      <w:pPr>
-        <w:pStyle w:val="Heading2"/>
-      </w:pPr>
-      <w:r>
-        <w:rPr>
-          <w:lang w:val="ne_NP" w:bidi="ne_NP"/>
-        </w:rPr>
-        <w:t>Zephaniah 3:8</w:t>
-      </w:r>
-      <w:r>
-        <w:rPr>
-          <w:lang w:val="ne_NP" w:bidi="ne_NP"/>
-        </w:rPr>
-      </w:r>
-    </w:p>
-    <w:p>
-      <w:pPr/>
-      <w:r>
-        <w:rPr>
-          <w:lang w:val="ne_NP" w:bidi="ne_NP"/>
-        </w:rPr>
-      </w:r>
-      <w:r>
-        <w:rPr>
-          <w:vertAlign w:val="superscript"/>
-          <w:lang w:val="ne_NP" w:bidi="ne_NP"/>
-        </w:rPr>
-        <w:t>8</w:t>
-      </w:r>
-      <w:r>
-        <w:rPr>
-          <w:lang w:val="ne_NP" w:bidi="ne_NP"/>
-        </w:rPr>
-        <w:t xml:space="preserve"> याहवेह घोषणा गर्नुहुन्छ, “साक्षी दिन म खडा हुनेछु, यसकारण त्यस दिनसम्म तिमीहरू मलाई पर्खिरहो। राष्ट्रहरूलाई एकसाथ भेला गर्न, र राज्य राज्यलाई एक ठाउँमा जम्मा गर्न; अनि मेरो क्रोधको आगो तिनीहरूमाथि खन्याउने निर्णय गरेको छु— मेरो सबै बल्दो रिस तिनीहरूमाथि खन्याउने मैले निर्णय गरेको छु। समस्त पृथ्वी मेरो डाहको आगोले भस्म हुनेछ।</w:t>
-      </w:r>
-      <w:r>
-        <w:rPr>
-          <w:lang w:val="ne_NP" w:bidi="ne_NP"/>
-        </w:rPr>
-      </w:r>
-      <w:r>
-        <w:rPr>
-          <w:lang w:val="ne_NP" w:bidi="ne_NP"/>
-        </w:rPr>
-      </w:r>
-    </w:p>
-    <w:p>
-      <w:pPr/>
-      <w:r>
-        <w:rPr>
-          <w:lang w:val="ne_NP" w:bidi="ne_NP"/>
-        </w:rPr>
-      </w:r>
-    </w:p>
-    <w:p>
-      <w:pPr>
-        <w:pStyle w:val="Heading2"/>
-      </w:pPr>
-      <w:r>
-        <w:rPr>
-          <w:lang w:val="ne_NP" w:bidi="ne_NP"/>
-        </w:rPr>
-        <w:t>Zephaniah 3:9</w:t>
-      </w:r>
-      <w:r>
-        <w:rPr>
-          <w:lang w:val="ne_NP" w:bidi="ne_NP"/>
-        </w:rPr>
-      </w:r>
-    </w:p>
-    <w:p>
-      <w:pPr/>
-      <w:r>
-        <w:rPr>
-          <w:lang w:val="ne_NP" w:bidi="ne_NP"/>
-        </w:rPr>
-      </w:r>
-      <w:r>
-        <w:rPr>
-          <w:vertAlign w:val="superscript"/>
-          <w:lang w:val="ne_NP" w:bidi="ne_NP"/>
-        </w:rPr>
-        <w:t>9</w:t>
-      </w:r>
-      <w:r>
-        <w:rPr>
-          <w:lang w:val="ne_NP" w:bidi="ne_NP"/>
-        </w:rPr>
-        <w:t xml:space="preserve"> “त्यसपछि म मानिसहरूका ओठ शुद्ध पार्नेछु, ताकि तिनीहरू सबैले याहवेहका नामको पुकार गरून्, र एउटै मनले उहाँको सेवा गरून्।</w:t>
-      </w:r>
-      <w:r>
-        <w:rPr>
-          <w:lang w:val="ne_NP" w:bidi="ne_NP"/>
-        </w:rPr>
-      </w:r>
-      <w:r>
-        <w:rPr>
-          <w:lang w:val="ne_NP" w:bidi="ne_NP"/>
-        </w:rPr>
-      </w:r>
-    </w:p>
-    <w:p>
-      <w:pPr/>
-      <w:r>
-        <w:rPr>
-          <w:lang w:val="ne_NP" w:bidi="ne_NP"/>
-        </w:rPr>
-      </w:r>
-    </w:p>
-    <w:p>
-      <w:pPr>
-        <w:pStyle w:val="Heading2"/>
-      </w:pPr>
-      <w:r>
-        <w:rPr>
-          <w:lang w:val="ne_NP" w:bidi="ne_NP"/>
-        </w:rPr>
-        <w:t>Zephaniah 3:10</w:t>
-      </w:r>
-      <w:r>
-        <w:rPr>
-          <w:lang w:val="ne_NP" w:bidi="ne_NP"/>
-        </w:rPr>
-      </w:r>
-    </w:p>
-    <w:p>
-      <w:pPr/>
-      <w:r>
-        <w:rPr>
-          <w:lang w:val="ne_NP" w:bidi="ne_NP"/>
-        </w:rPr>
-      </w:r>
-      <w:r>
-        <w:rPr>
-          <w:vertAlign w:val="superscript"/>
-          <w:lang w:val="ne_NP" w:bidi="ne_NP"/>
-        </w:rPr>
-        <w:t>10</w:t>
-      </w:r>
-      <w:r>
-        <w:rPr>
-          <w:lang w:val="ne_NP" w:bidi="ne_NP"/>
-        </w:rPr>
-        <w:t xml:space="preserve"> कूश देशका नदीहरूभन्दा पारिबाट मेरा छरपस्ट भएका मेरा आराधकहरूले मेरा निम्ति भेटी ल्याउनेछन्।</w:t>
-      </w:r>
-      <w:r>
-        <w:rPr>
-          <w:lang w:val="ne_NP" w:bidi="ne_NP"/>
-        </w:rPr>
-      </w:r>
-      <w:r>
-        <w:rPr>
-          <w:lang w:val="ne_NP" w:bidi="ne_NP"/>
-        </w:rPr>
-      </w:r>
-    </w:p>
-    <w:p>
-      <w:pPr/>
-      <w:r>
-        <w:rPr>
-          <w:lang w:val="ne_NP" w:bidi="ne_NP"/>
-        </w:rPr>
-      </w:r>
-    </w:p>
-    <w:p>
-      <w:pPr>
-        <w:pStyle w:val="Heading2"/>
-      </w:pPr>
-      <w:r>
-        <w:rPr>
-          <w:lang w:val="ne_NP" w:bidi="ne_NP"/>
-        </w:rPr>
-        <w:t>Zephaniah 3:11</w:t>
-      </w:r>
-      <w:r>
-        <w:rPr>
-          <w:lang w:val="ne_NP" w:bidi="ne_NP"/>
-        </w:rPr>
-      </w:r>
-    </w:p>
-    <w:p>
-      <w:pPr/>
-      <w:r>
-        <w:rPr>
-          <w:lang w:val="ne_NP" w:bidi="ne_NP"/>
-        </w:rPr>
-      </w:r>
-      <w:r>
-        <w:rPr>
-          <w:vertAlign w:val="superscript"/>
-          <w:lang w:val="ne_NP" w:bidi="ne_NP"/>
-        </w:rPr>
-        <w:t>11</w:t>
-      </w:r>
-      <w:r>
-        <w:rPr>
-          <w:lang w:val="ne_NP" w:bidi="ne_NP"/>
-        </w:rPr>
-        <w:t xml:space="preserve"> त्यस दिन तिमीहरूले मेरो विरुद्धमा गरेका सारा दुष्कर्मको निम्ति यरूशलेम शर्ममा पर्नेछैन; किनकि म तिमीहरूको बीचबाट धाक लगाउने अहङ्कारीहरूलाई निकाल्नेछु। तिमीहरू फेरि कहिल्यै मेरा पवित्र पहाडमा अहङ्कारी हुनेछैनौ।</w:t>
-      </w:r>
-      <w:r>
-        <w:rPr>
-          <w:lang w:val="ne_NP" w:bidi="ne_NP"/>
-        </w:rPr>
-      </w:r>
-      <w:r>
-        <w:rPr>
-          <w:lang w:val="ne_NP" w:bidi="ne_NP"/>
-        </w:rPr>
-      </w:r>
-    </w:p>
-    <w:p>
-      <w:pPr/>
-      <w:r>
-        <w:rPr>
-          <w:lang w:val="ne_NP" w:bidi="ne_NP"/>
-        </w:rPr>
-      </w:r>
-    </w:p>
-    <w:p>
-      <w:pPr>
-        <w:pStyle w:val="Heading2"/>
-      </w:pPr>
-      <w:r>
-        <w:rPr>
-          <w:lang w:val="ne_NP" w:bidi="ne_NP"/>
-        </w:rPr>
-        <w:t>Zephaniah 3:12</w:t>
-      </w:r>
-      <w:r>
-        <w:rPr>
-          <w:lang w:val="ne_NP" w:bidi="ne_NP"/>
-        </w:rPr>
-      </w:r>
-    </w:p>
-    <w:p>
-      <w:pPr/>
-      <w:r>
-        <w:rPr>
-          <w:lang w:val="ne_NP" w:bidi="ne_NP"/>
-        </w:rPr>
-      </w:r>
-      <w:r>
-        <w:rPr>
-          <w:vertAlign w:val="superscript"/>
-          <w:lang w:val="ne_NP" w:bidi="ne_NP"/>
-        </w:rPr>
-        <w:t>12</w:t>
-      </w:r>
-      <w:r>
-        <w:rPr>
-          <w:lang w:val="ne_NP" w:bidi="ne_NP"/>
-        </w:rPr>
-        <w:t xml:space="preserve"> तर म तेरो बीचमा नम्र र दीनहरूलाई छोड्नेछु। इस्राएलका बाँकी रहेकाहरूले याहवेहको नाममा भरोसा गर्नेछन्।</w:t>
-      </w:r>
-      <w:r>
-        <w:rPr>
-          <w:lang w:val="ne_NP" w:bidi="ne_NP"/>
-        </w:rPr>
-      </w:r>
-      <w:r>
-        <w:rPr>
-          <w:lang w:val="ne_NP" w:bidi="ne_NP"/>
-        </w:rPr>
-      </w:r>
-    </w:p>
-    <w:p>
-      <w:pPr/>
-      <w:r>
-        <w:rPr>
-          <w:lang w:val="ne_NP" w:bidi="ne_NP"/>
-        </w:rPr>
-      </w:r>
-    </w:p>
-    <w:p>
-      <w:pPr>
-        <w:pStyle w:val="Heading2"/>
-      </w:pPr>
-      <w:r>
-        <w:rPr>
-          <w:lang w:val="ne_NP" w:bidi="ne_NP"/>
-        </w:rPr>
-        <w:t>Zephaniah 3:13</w:t>
-      </w:r>
-      <w:r>
-        <w:rPr>
-          <w:lang w:val="ne_NP" w:bidi="ne_NP"/>
-        </w:rPr>
-      </w:r>
-    </w:p>
-    <w:p>
-      <w:pPr/>
-      <w:r>
-        <w:rPr>
-          <w:lang w:val="ne_NP" w:bidi="ne_NP"/>
-        </w:rPr>
-      </w:r>
-      <w:r>
-        <w:rPr>
-          <w:vertAlign w:val="superscript"/>
-          <w:lang w:val="ne_NP" w:bidi="ne_NP"/>
-        </w:rPr>
-        <w:t>13</w:t>
-      </w:r>
-      <w:r>
-        <w:rPr>
-          <w:lang w:val="ne_NP" w:bidi="ne_NP"/>
-        </w:rPr>
-        <w:t xml:space="preserve"> इस्राएलमा बाँचेकाहरूले कुनै पनि अधर्म गर्नेछैनन्; तिनीहरूले कुनै झूटो बोल्नेछैनन्। तिनीहरूका मुखमा कुनै पनि छलका कुरा पाइनेछैन। तिनीहरू खानेछन्, सुत्नेछन् र कसैले पनि तिनीहरूलाई भयभीत पार्नेछैन।”</w:t>
-      </w:r>
-      <w:r>
-        <w:rPr>
-          <w:lang w:val="ne_NP" w:bidi="ne_NP"/>
-        </w:rPr>
-      </w:r>
-      <w:r>
-        <w:rPr>
-          <w:lang w:val="ne_NP" w:bidi="ne_NP"/>
-        </w:rPr>
-      </w:r>
-    </w:p>
-    <w:p>
-      <w:pPr/>
-      <w:r>
-        <w:rPr>
-          <w:lang w:val="ne_NP" w:bidi="ne_NP"/>
-        </w:rPr>
-      </w:r>
-    </w:p>
-    <w:p>
-      <w:pPr>
-        <w:pStyle w:val="Heading2"/>
-      </w:pPr>
-      <w:r>
-        <w:rPr>
-          <w:lang w:val="ne_NP" w:bidi="ne_NP"/>
-        </w:rPr>
-        <w:t>Zephaniah 3:14</w:t>
-      </w:r>
-      <w:r>
-        <w:rPr>
-          <w:lang w:val="ne_NP" w:bidi="ne_NP"/>
-        </w:rPr>
-      </w:r>
-    </w:p>
-    <w:p>
-      <w:pPr/>
-      <w:r>
-        <w:rPr>
-          <w:lang w:val="ne_NP" w:bidi="ne_NP"/>
-        </w:rPr>
-      </w:r>
-      <w:r>
-        <w:rPr>
-          <w:vertAlign w:val="superscript"/>
-          <w:lang w:val="ne_NP" w:bidi="ne_NP"/>
-        </w:rPr>
-        <w:t>14</w:t>
-      </w:r>
-      <w:r>
-        <w:rPr>
-          <w:lang w:val="ne_NP" w:bidi="ne_NP"/>
-        </w:rPr>
-        <w:t xml:space="preserve"> हे सियोनकी छोरी, गीत गा; हे इस्राएल, उच्‍च सोरमा करा! हे यरूशलेमकी छोरी, आफ्नो सारा हृदयले आनन्दित हो, र रमाहट गर्!</w:t>
-      </w:r>
-      <w:r>
-        <w:rPr>
-          <w:lang w:val="ne_NP" w:bidi="ne_NP"/>
-        </w:rPr>
-      </w:r>
-      <w:r>
-        <w:rPr>
-          <w:lang w:val="ne_NP" w:bidi="ne_NP"/>
-        </w:rPr>
-      </w:r>
-    </w:p>
-    <w:p>
-      <w:pPr/>
-      <w:r>
-        <w:rPr>
-          <w:lang w:val="ne_NP" w:bidi="ne_NP"/>
-        </w:rPr>
-      </w:r>
-    </w:p>
-    <w:p>
-      <w:pPr>
-        <w:pStyle w:val="Heading2"/>
-      </w:pPr>
-      <w:r>
-        <w:rPr>
-          <w:lang w:val="ne_NP" w:bidi="ne_NP"/>
-        </w:rPr>
-        <w:t>Zephaniah 3:15</w:t>
-      </w:r>
-      <w:r>
-        <w:rPr>
-          <w:lang w:val="ne_NP" w:bidi="ne_NP"/>
-        </w:rPr>
-      </w:r>
-    </w:p>
-    <w:p>
-      <w:pPr/>
-      <w:r>
-        <w:rPr>
-          <w:lang w:val="ne_NP" w:bidi="ne_NP"/>
-        </w:rPr>
-      </w:r>
-      <w:r>
-        <w:rPr>
-          <w:vertAlign w:val="superscript"/>
-          <w:lang w:val="ne_NP" w:bidi="ne_NP"/>
-        </w:rPr>
-        <w:t>15</w:t>
-      </w:r>
-      <w:r>
-        <w:rPr>
-          <w:lang w:val="ne_NP" w:bidi="ne_NP"/>
-        </w:rPr>
-        <w:t xml:space="preserve"> याहवेहले तेरो दण्ड हटाइदिनुभएको छ; तेरा शत्रुहरूलाई फर्काइदिनुभएको छ। याहवेह इस्राएलका राजा तँसित हुनुहुन्छ; अब फेरि तैँले कुनै खराबीको डर मान्‍नुपर्दैन।</w:t>
-      </w:r>
-      <w:r>
-        <w:rPr>
-          <w:lang w:val="ne_NP" w:bidi="ne_NP"/>
-        </w:rPr>
-      </w:r>
-      <w:r>
-        <w:rPr>
-          <w:lang w:val="ne_NP" w:bidi="ne_NP"/>
-        </w:rPr>
-      </w:r>
-    </w:p>
-    <w:p>
-      <w:pPr/>
-      <w:r>
-        <w:rPr>
-          <w:lang w:val="ne_NP" w:bidi="ne_NP"/>
-        </w:rPr>
-      </w:r>
-    </w:p>
-    <w:p>
-      <w:pPr>
-        <w:pStyle w:val="Heading2"/>
-      </w:pPr>
-      <w:r>
-        <w:rPr>
-          <w:lang w:val="ne_NP" w:bidi="ne_NP"/>
-        </w:rPr>
-        <w:t>Zephaniah 3:16</w:t>
-      </w:r>
-      <w:r>
-        <w:rPr>
-          <w:lang w:val="ne_NP" w:bidi="ne_NP"/>
-        </w:rPr>
-      </w:r>
-    </w:p>
-    <w:p>
-      <w:pPr/>
-      <w:r>
-        <w:rPr>
-          <w:lang w:val="ne_NP" w:bidi="ne_NP"/>
-        </w:rPr>
-      </w:r>
-      <w:r>
-        <w:rPr>
-          <w:vertAlign w:val="superscript"/>
-          <w:lang w:val="ne_NP" w:bidi="ne_NP"/>
-        </w:rPr>
-        <w:t>16</w:t>
-      </w:r>
-      <w:r>
-        <w:rPr>
-          <w:lang w:val="ne_NP" w:bidi="ne_NP"/>
-        </w:rPr>
-        <w:t xml:space="preserve"> त्यस दिन तिनीहरूले यरूशलेमलाई भन्‍नेछन्, “हे सियोन, नडरा; तेरा हातहरू लुला हुन नपाऊन्।</w:t>
-      </w:r>
-      <w:r>
-        <w:rPr>
-          <w:lang w:val="ne_NP" w:bidi="ne_NP"/>
-        </w:rPr>
-      </w:r>
-      <w:r>
-        <w:rPr>
-          <w:lang w:val="ne_NP" w:bidi="ne_NP"/>
-        </w:rPr>
-      </w:r>
-    </w:p>
-    <w:p>
-      <w:pPr/>
-      <w:r>
-        <w:rPr>
-          <w:lang w:val="ne_NP" w:bidi="ne_NP"/>
-        </w:rPr>
-      </w:r>
-    </w:p>
-    <w:p>
-      <w:pPr>
-        <w:pStyle w:val="Heading2"/>
-      </w:pPr>
-      <w:r>
-        <w:rPr>
-          <w:lang w:val="ne_NP" w:bidi="ne_NP"/>
-        </w:rPr>
-        <w:t>Zephaniah 3:17</w:t>
-      </w:r>
-      <w:r>
-        <w:rPr>
-          <w:lang w:val="ne_NP" w:bidi="ne_NP"/>
-        </w:rPr>
-      </w:r>
-    </w:p>
-    <w:p>
-      <w:pPr/>
-      <w:r>
-        <w:rPr>
-          <w:lang w:val="ne_NP" w:bidi="ne_NP"/>
-        </w:rPr>
-      </w:r>
-      <w:r>
-        <w:rPr>
-          <w:vertAlign w:val="superscript"/>
-          <w:lang w:val="ne_NP" w:bidi="ne_NP"/>
-        </w:rPr>
-        <w:t>17</w:t>
-      </w:r>
-      <w:r>
-        <w:rPr>
-          <w:lang w:val="ne_NP" w:bidi="ne_NP"/>
-        </w:rPr>
-        <w:t xml:space="preserve"> याहवेह, तेरा परमेश्‍वर तँसित हुनुहुन्छ; तँलाई बचाउने सामर्थी योद्धा हुनुहुन्छ। उहाँ तँसँग धेरै खुशी हुनुहुनेछ; उहाँले तँलाई आफ्नो प्रेममा कहिल्यै हप्काउनुहुनेछैन, तर तँप्रति प्रसन्‍न भएर उहाँले गीत गाउनुहुनेछ।”</w:t>
-      </w:r>
-      <w:r>
-        <w:rPr>
-          <w:lang w:val="ne_NP" w:bidi="ne_NP"/>
-        </w:rPr>
-      </w:r>
-      <w:r>
-        <w:rPr>
-          <w:lang w:val="ne_NP" w:bidi="ne_NP"/>
-        </w:rPr>
-      </w:r>
-    </w:p>
-    <w:p>
-      <w:pPr/>
-      <w:r>
-        <w:rPr>
-          <w:lang w:val="ne_NP" w:bidi="ne_NP"/>
-        </w:rPr>
-      </w:r>
-    </w:p>
-    <w:p>
-      <w:pPr>
-        <w:pStyle w:val="Heading2"/>
-      </w:pPr>
-      <w:r>
-        <w:rPr>
-          <w:lang w:val="ne_NP" w:bidi="ne_NP"/>
-        </w:rPr>
-        <w:t>Zephaniah 3:18</w:t>
-      </w:r>
-      <w:r>
-        <w:rPr>
-          <w:lang w:val="ne_NP" w:bidi="ne_NP"/>
-        </w:rPr>
-      </w:r>
-    </w:p>
-    <w:p>
-      <w:pPr/>
-      <w:r>
-        <w:rPr>
-          <w:lang w:val="ne_NP" w:bidi="ne_NP"/>
-        </w:rPr>
-      </w:r>
-      <w:r>
-        <w:rPr>
-          <w:vertAlign w:val="superscript"/>
-          <w:lang w:val="ne_NP" w:bidi="ne_NP"/>
-        </w:rPr>
-        <w:t>18</w:t>
-      </w:r>
-      <w:r>
-        <w:rPr>
-          <w:lang w:val="ne_NP" w:bidi="ne_NP"/>
-        </w:rPr>
-        <w:t xml:space="preserve"> “जो तोकिएका चाडहरूमा सहभागी हुन नपाउँदा शोकित छन्, जो तेरा निम्ति बोझ र बदनामी भएका छन्, म तँबाट हटाइदिनेछु।</w:t>
-      </w:r>
-      <w:r>
-        <w:rPr>
-          <w:lang w:val="ne_NP" w:bidi="ne_NP"/>
-        </w:rPr>
-      </w:r>
-      <w:r>
-        <w:rPr>
-          <w:lang w:val="ne_NP" w:bidi="ne_NP"/>
-        </w:rPr>
-      </w:r>
-    </w:p>
-    <w:p>
-      <w:pPr/>
-      <w:r>
-        <w:rPr>
-          <w:lang w:val="ne_NP" w:bidi="ne_NP"/>
-        </w:rPr>
-      </w:r>
-    </w:p>
-    <w:p>
-      <w:pPr>
-        <w:pStyle w:val="Heading2"/>
-      </w:pPr>
-      <w:r>
-        <w:rPr>
-          <w:lang w:val="ne_NP" w:bidi="ne_NP"/>
-        </w:rPr>
-        <w:t>Zephaniah 3:19</w:t>
-      </w:r>
-      <w:r>
-        <w:rPr>
-          <w:lang w:val="ne_NP" w:bidi="ne_NP"/>
-        </w:rPr>
-      </w:r>
-    </w:p>
-    <w:p>
-      <w:pPr/>
-      <w:r>
-        <w:rPr>
-          <w:lang w:val="ne_NP" w:bidi="ne_NP"/>
-        </w:rPr>
-      </w:r>
-      <w:r>
-        <w:rPr>
-          <w:vertAlign w:val="superscript"/>
-          <w:lang w:val="ne_NP" w:bidi="ne_NP"/>
-        </w:rPr>
         <w:t>19</w:t>
       </w:r>
       <w:r>
@@ -3121,22 +2324,6 @@
     </w:p>
     <w:p>
       <w:pPr/>
-      <w:r>
-        <w:rPr>
-          <w:lang w:val="ne_NP" w:bidi="ne_NP"/>
-        </w:rPr>
-      </w:r>
-    </w:p>
-    <w:p>
-      <w:pPr>
-        <w:pStyle w:val="Heading2"/>
-      </w:pPr>
-      <w:r>
-        <w:rPr>
-          <w:lang w:val="ne_NP" w:bidi="ne_NP"/>
-        </w:rPr>
-        <w:t>Zephaniah 3:20</w:t>
-      </w:r>
       <w:r>
         <w:rPr>
           <w:lang w:val="ne_NP" w:bidi="ne_NP"/>

--- a/nep/docx/36.content.docx
+++ b/nep/docx/36.content.docx
@@ -28,22 +28,6 @@
       </w:r>
     </w:p>
     <w:p>
-      <w:pPr>
-        <w:pStyle w:val="Heading2"/>
-      </w:pPr>
-      <w:r>
-        <w:rPr>
-          <w:lang w:val="ne_NP" w:bidi="ne_NP"/>
-        </w:rPr>
-        <w:t>License Information</w:t>
-      </w:r>
-      <w:r>
-        <w:rPr>
-          <w:lang w:val="ne_NP" w:bidi="ne_NP"/>
-        </w:rPr>
-      </w:r>
-    </w:p>
-    <w:p>
       <w:pPr/>
       <w:r>
         <w:rPr>
@@ -61,13 +45,7 @@
         <w:rPr>
           <w:lang w:val="ne_NP" w:bidi="ne_NP"/>
         </w:rPr>
-        <w:t xml:space="preserve"> (Nepali) is based on</w:t>
-      </w:r>
-      <w:r>
-        <w:rPr>
-          <w:lang w:val="ne_NP" w:bidi="ne_NP"/>
-        </w:rPr>
-        <w:t xml:space="preserve">: </w:t>
+        <w:t xml:space="preserve"> (Nepali) is based on: </w:t>
       </w:r>
       <w:r>
         <w:rPr>
@@ -188,19 +166,6 @@
       <w:pPr>
         <w:pStyle w:val="Heading2"/>
       </w:pPr>
-      <w:r>
-        <w:rPr>
-          <w:lang w:val="ne_NP" w:bidi="ne_NP"/>
-        </w:rPr>
-      </w:r>
-    </w:p>
-    <w:p>
-      <w:pPr/>
-      <w:r>
-        <w:rPr>
-          <w:lang w:val="ne_NP" w:bidi="ne_NP"/>
-        </w:rPr>
-      </w:r>
       <w:r>
         <w:rPr>
           <w:lang w:val="ne_NP" w:bidi="ne_NP"/>
